--- a/_manuscript/index.docx
+++ b/_manuscript/index.docx
@@ -7,7 +7,7 @@
         <w:pStyle w:val="Title"/>
       </w:pPr>
       <w:r>
-        <w:t xml:space="preserve">Sample Quarto Manuscript</w:t>
+        <w:t xml:space="preserve">LOE</w:t>
       </w:r>
     </w:p>
     <w:p>
@@ -15,7 +15,7 @@
         <w:pStyle w:val="Author"/>
       </w:pPr>
       <w:r>
-        <w:t xml:space="preserve">Your Name</w:t>
+        <w:t xml:space="preserve">SW</w:t>
       </w:r>
     </w:p>
     <w:p>
@@ -39,16 +39,16 @@
         <w:pStyle w:val="Abstract"/>
       </w:pPr>
       <w:r>
-        <w:t xml:space="preserve">This starter manuscript demonstrates a Quarto project that combines qmd</w:t>
+        <w:t xml:space="preserve">Notebooks,</w:t>
       </w:r>
       <w:r>
         <w:t xml:space="preserve"> </w:t>
       </w:r>
       <w:r>
-        <w:t xml:space="preserve">sections with executable Jupyter notebooks.</w:t>
-      </w:r>
-    </w:p>
-    <w:bookmarkStart w:id="9" w:name="introduction"/>
+        <w:t xml:space="preserve">Quarto.</w:t>
+      </w:r>
+    </w:p>
+    <w:bookmarkStart w:id="20" w:name="introduction"/>
     <w:p>
       <w:pPr>
         <w:pStyle w:val="Heading1"/>
@@ -128,8 +128,132 @@
         <w:t xml:space="preserve">Reproducible notebook execution on MyBinder.</w:t>
       </w:r>
     </w:p>
-    <w:bookmarkEnd w:id="9"/>
-    <w:bookmarkStart w:id="12" w:name="example-figure"/>
+    <w:bookmarkEnd w:id="20"/>
+    <w:bookmarkStart w:id="29" w:name="build-status"/>
+    <w:p>
+      <w:pPr>
+        <w:pStyle w:val="Heading1"/>
+      </w:pPr>
+      <w:r>
+        <w:t xml:space="preserve">Build Status</w:t>
+      </w:r>
+    </w:p>
+    <w:p>
+      <w:pPr>
+        <w:pStyle w:val="FirstParagraph"/>
+      </w:pPr>
+      <w:hyperlink r:id="rId24">
+        <w:r>
+          <w:drawing>
+            <wp:inline>
+              <wp:extent cx="1866900" cy="190500"/>
+              <wp:effectExtent b="0" l="0" r="0" t="0"/>
+              <wp:docPr descr="Quarto Render Check" title="" id="22" name="Picture"/>
+              <a:graphic>
+                <a:graphicData uri="http://schemas.openxmlformats.org/drawingml/2006/picture">
+                  <pic:pic>
+                    <pic:nvPicPr>
+                      <pic:cNvPr descr="https://github.com/mrchristian/loe-posit/actions/workflows/quarto-check.yml/badge.svg?branch=main" id="23" name="Picture"/>
+                      <pic:cNvPicPr>
+                        <a:picLocks noChangeArrowheads="1" noChangeAspect="1"/>
+                      </pic:cNvPicPr>
+                    </pic:nvPicPr>
+                    <pic:blipFill>
+                      <a:blip>
+                        <a:extLst>
+                          <a:ext uri="{28A0092B-C50C-407E-A947-70E740481C1C}">
+                            <a14:useLocalDpi xmlns:a14="http://schemas.microsoft.com/office/drawing/2010/main" val="0"/>
+                          </a:ext>
+                          <a:ext uri="{96DAC541-7B7A-43D3-8B79-37D633B846F1}">
+                            <asvg:svgBlip xmlns:asvg="http://schemas.microsoft.com/office/drawing/2016/SVG/main" r:embed="rId21"/>
+                          </a:ext>
+                        </a:extLst>
+                      </a:blip>
+                      <a:stretch>
+                        <a:fillRect/>
+                      </a:stretch>
+                    </pic:blipFill>
+                    <pic:spPr bwMode="auto">
+                      <a:xfrm>
+                        <a:off x="0" y="0"/>
+                        <a:ext cx="1866900" cy="190500"/>
+                      </a:xfrm>
+                      <a:prstGeom prst="rect">
+                        <a:avLst/>
+                      </a:prstGeom>
+                      <a:noFill/>
+                      <a:ln w="9525">
+                        <a:noFill/>
+                        <a:headEnd/>
+                        <a:tailEnd/>
+                      </a:ln>
+                    </pic:spPr>
+                  </pic:pic>
+                </a:graphicData>
+              </a:graphic>
+            </wp:inline>
+          </w:drawing>
+        </w:r>
+      </w:hyperlink>
+      <w:r>
+        <w:t xml:space="preserve"> </w:t>
+      </w:r>
+      <w:hyperlink r:id="rId28">
+        <w:r>
+          <w:drawing>
+            <wp:inline>
+              <wp:extent cx="1905000" cy="190500"/>
+              <wp:effectExtent b="0" l="0" r="0" t="0"/>
+              <wp:docPr descr="Connect Cloud Publish" title="" id="26" name="Picture"/>
+              <a:graphic>
+                <a:graphicData uri="http://schemas.openxmlformats.org/drawingml/2006/picture">
+                  <pic:pic>
+                    <pic:nvPicPr>
+                      <pic:cNvPr descr="https://github.com/mrchristian/loe-posit/actions/workflows/connect-cloud-publish.yml/badge.svg?branch=main" id="27" name="Picture"/>
+                      <pic:cNvPicPr>
+                        <a:picLocks noChangeArrowheads="1" noChangeAspect="1"/>
+                      </pic:cNvPicPr>
+                    </pic:nvPicPr>
+                    <pic:blipFill>
+                      <a:blip>
+                        <a:extLst>
+                          <a:ext uri="{28A0092B-C50C-407E-A947-70E740481C1C}">
+                            <a14:useLocalDpi xmlns:a14="http://schemas.microsoft.com/office/drawing/2010/main" val="0"/>
+                          </a:ext>
+                          <a:ext uri="{96DAC541-7B7A-43D3-8B79-37D633B846F1}">
+                            <asvg:svgBlip xmlns:asvg="http://schemas.microsoft.com/office/drawing/2016/SVG/main" r:embed="rId25"/>
+                          </a:ext>
+                        </a:extLst>
+                      </a:blip>
+                      <a:stretch>
+                        <a:fillRect/>
+                      </a:stretch>
+                    </pic:blipFill>
+                    <pic:spPr bwMode="auto">
+                      <a:xfrm>
+                        <a:off x="0" y="0"/>
+                        <a:ext cx="1905000" cy="190500"/>
+                      </a:xfrm>
+                      <a:prstGeom prst="rect">
+                        <a:avLst/>
+                      </a:prstGeom>
+                      <a:noFill/>
+                      <a:ln w="9525">
+                        <a:noFill/>
+                        <a:headEnd/>
+                        <a:tailEnd/>
+                      </a:ln>
+                    </pic:spPr>
+                  </pic:pic>
+                </a:graphicData>
+              </a:graphic>
+            </wp:inline>
+          </w:drawing>
+        </w:r>
+      </w:hyperlink>
+    </w:p>
+    <w:bookmarkEnd w:id="29"/>
+    <w:bookmarkStart w:id="32" w:name="example-figure"/>
     <w:p>
       <w:pPr>
         <w:pStyle w:val="Heading1"/>
@@ -154,7 +278,7 @@
           <w:numId w:val="1002"/>
         </w:numPr>
       </w:pPr>
-      <w:hyperlink r:id="rId10">
+      <w:hyperlink r:id="rId30">
         <w:r>
           <w:rPr>
             <w:rStyle w:val="Hyperlink"/>
@@ -171,7 +295,7 @@
           <w:numId w:val="1002"/>
         </w:numPr>
       </w:pPr>
-      <w:hyperlink r:id="rId11">
+      <w:hyperlink r:id="rId31">
         <w:r>
           <w:rPr>
             <w:rStyle w:val="Hyperlink"/>
@@ -194,8 +318,8 @@
         <w:t xml:space="preserve">downloaded by readers.</w:t>
       </w:r>
     </w:p>
-    <w:bookmarkEnd w:id="12"/>
-    <w:bookmarkStart w:id="13" w:name="data-stewardship"/>
+    <w:bookmarkEnd w:id="32"/>
+    <w:bookmarkStart w:id="33" w:name="data-stewardship"/>
     <w:p>
       <w:pPr>
         <w:pStyle w:val="Heading1"/>
@@ -221,23 +345,14 @@
         <w:t xml:space="preserve"> </w:t>
       </w:r>
       <w:r>
-        <w:t xml:space="preserve">(</w:t>
-      </w:r>
-      <w:r>
-        <w:t xml:space="preserve">Wilkinson et al.</w:t>
-      </w:r>
-      <w:r>
-        <w:t xml:space="preserve"> </w:t>
-      </w:r>
-      <w:r>
-        <w:t xml:space="preserve">2016)</w:t>
+        <w:t xml:space="preserve">(Wilkinson et al. 2016)</w:t>
       </w:r>
       <w:r>
         <w:t xml:space="preserve">.</w:t>
       </w:r>
     </w:p>
-    <w:bookmarkEnd w:id="13"/>
-    <w:bookmarkStart w:id="14" w:name="reproducibility-notes"/>
+    <w:bookmarkEnd w:id="33"/>
+    <w:bookmarkStart w:id="34" w:name="reproducibility-notes"/>
     <w:p>
       <w:pPr>
         <w:pStyle w:val="Heading1"/>
@@ -281,8 +396,8 @@
         <w:t xml:space="preserve">.</w:t>
       </w:r>
     </w:p>
-    <w:bookmarkEnd w:id="14"/>
-    <w:bookmarkStart w:id="17" w:name="references"/>
+    <w:bookmarkEnd w:id="34"/>
+    <w:bookmarkStart w:id="37" w:name="references"/>
     <w:p>
       <w:pPr>
         <w:pStyle w:val="Heading1"/>
@@ -291,17 +406,14 @@
         <w:t xml:space="preserve">References</w:t>
       </w:r>
     </w:p>
-    <w:bookmarkStart w:id="16" w:name="refs"/>
-    <w:bookmarkStart w:id="15" w:name="ref-wilkinson2016fair"/>
+    <w:bookmarkStart w:id="36" w:name="refs"/>
+    <w:bookmarkStart w:id="35" w:name="ref-wilkinson2016fair"/>
     <w:p>
       <w:pPr>
         <w:pStyle w:val="Bibliography"/>
       </w:pPr>
       <w:r>
-        <w:t xml:space="preserve">Wilkinson, Mark D, Michel Dumontier, IJsbrand Jan Aalbersberg, et al.</w:t>
-      </w:r>
-      <w:r>
-        <w:t xml:space="preserve"> 2016.</w:t>
+        <w:t xml:space="preserve">Wilkinson, Mark D, Michel Dumontier, IJsbrand Jan Aalbersberg, Gabrielle Appleton, Myles Axton, Arie Baak, Niklas Blomberg, et al. 2016.</w:t>
       </w:r>
       <w:r>
         <w:t xml:space="preserve"> </w:t>
@@ -326,14 +438,10 @@
         <w:t xml:space="preserve">3: 160018.</w:t>
       </w:r>
     </w:p>
-    <w:bookmarkEnd w:id="15"/>
-    <w:bookmarkEnd w:id="16"/>
-    <w:bookmarkEnd w:id="17"/>
-    <w:sectPr>
-      <w:footnotePr>
-        <w:numRestart w:val="eachSect"/>
-      </w:footnotePr>
-    </w:sectPr>
+    <w:bookmarkEnd w:id="35"/>
+    <w:bookmarkEnd w:id="36"/>
+    <w:bookmarkEnd w:id="37"/>
+    <w:sectPr/>
   </w:body>
 </w:document>
 </file>
@@ -559,10 +667,10 @@
   <w:docDefaults>
     <w:rPrDefault>
       <w:rPr>
-        <w:rFonts w:asciiTheme="minorHAnsi" w:cstheme="minorBidi" w:eastAsiaTheme="minorEastAsia" w:hAnsiTheme="minorHAnsi"/>
+        <w:rFonts w:asciiTheme="minorHAnsi" w:cstheme="minorBidi" w:eastAsiaTheme="minorHAnsi" w:hAnsiTheme="minorHAnsi"/>
         <w:sz w:val="24"/>
         <w:szCs w:val="24"/>
-        <w:lang w:bidi="ar-SA" w:eastAsia="zh-CN" w:val="en-US"/>
+        <w:lang w:bidi="ar-SA" w:eastAsia="en-US" w:val="en-US"/>
       </w:rPr>
     </w:rPrDefault>
     <w:pPrDefault>
@@ -614,6 +722,8 @@
     </w:pPr>
     <w:rPr>
       <w:rFonts w:asciiTheme="majorHAnsi" w:cstheme="majorBidi" w:eastAsiaTheme="majorEastAsia" w:hAnsiTheme="majorHAnsi"/>
+      <w:spacing w:val="-10"/>
+      <w:kern w:val="28"/>
       <w:sz w:val="56"/>
       <w:szCs w:val="56"/>
     </w:rPr>
@@ -626,13 +736,15 @@
     <w:rsid w:val="00A10FD9"/>
     <w:rPr>
       <w:rFonts w:asciiTheme="majorHAnsi" w:cstheme="majorBidi" w:eastAsiaTheme="majorEastAsia" w:hAnsiTheme="majorHAnsi"/>
+      <w:spacing w:val="-10"/>
+      <w:kern w:val="28"/>
       <w:sz w:val="56"/>
       <w:szCs w:val="56"/>
     </w:rPr>
   </w:style>
   <w:style w:styleId="Subtitle" w:type="paragraph">
     <w:name w:val="Subtitle"/>
-    <w:basedOn w:val="Title"/>
+    <w:basedOn w:val="Normal"/>
     <w:next w:val="BodyText"/>
     <w:link w:val="SubtitleChar"/>
     <w:uiPriority w:val="11"/>
@@ -645,6 +757,7 @@
     </w:pPr>
     <w:rPr>
       <w:rFonts w:cstheme="majorBidi" w:eastAsiaTheme="majorEastAsia"/>
+      <w:color w:themeColor="text1" w:themeTint="A6" w:val="595959"/>
       <w:spacing w:val="15"/>
       <w:sz w:val="28"/>
       <w:szCs w:val="28"/>
@@ -666,31 +779,23 @@
   </w:style>
   <w:style w:customStyle="1" w:styleId="Author" w:type="paragraph">
     <w:name w:val="Author"/>
-    <w:basedOn w:val="Title"/>
     <w:next w:val="BodyText"/>
     <w:qFormat/>
     <w:pPr>
       <w:keepNext/>
       <w:keepLines/>
-    </w:pPr>
-    <w:rPr>
-      <w:sz w:val="24"/>
-      <w:szCs w:val="24"/>
-    </w:rPr>
+      <w:jc w:val="center"/>
+    </w:pPr>
   </w:style>
   <w:style w:styleId="Date" w:type="paragraph">
     <w:name w:val="Date"/>
-    <w:basedOn w:val="Title"/>
     <w:next w:val="BodyText"/>
     <w:qFormat/>
     <w:pPr>
       <w:keepNext/>
       <w:keepLines/>
-    </w:pPr>
-    <w:rPr>
-      <w:sz w:val="24"/>
-      <w:szCs w:val="24"/>
-    </w:rPr>
+      <w:jc w:val="center"/>
+    </w:pPr>
   </w:style>
   <w:style w:customStyle="1" w:styleId="AbstractTitle" w:type="paragraph">
     <w:name w:val="Abstract Title"/>
@@ -705,6 +810,7 @@
     </w:pPr>
     <w:rPr>
       <w:b/>
+      <w:color w:val="345A8A"/>
       <w:sz w:val="20"/>
       <w:szCs w:val="20"/>
     </w:rPr>
@@ -1103,6 +1209,13 @@
       </w:tblCellMar>
     </w:tblPr>
     <w:tblStylePr w:type="firstRow">
+      <w:tblPr>
+        <w:jc w:val="left"/>
+        <w:tblInd w:type="dxa" w:w="0"/>
+      </w:tblPr>
+      <w:trPr>
+        <w:jc w:val="left"/>
+      </w:trPr>
       <w:tcPr>
         <w:tcBorders>
           <w:bottom w:val="single"/>

--- a/_manuscript/index.docx
+++ b/_manuscript/index.docx
@@ -7,7 +7,7 @@
         <w:pStyle w:val="Title"/>
       </w:pPr>
       <w:r>
-        <w:t xml:space="preserve">LOE</w:t>
+        <w:t xml:space="preserve">John Baldessari — Exhibition Catalogue</w:t>
       </w:r>
     </w:p>
     <w:p>
@@ -15,7 +15,15 @@
         <w:pStyle w:val="Author"/>
       </w:pPr>
       <w:r>
-        <w:t xml:space="preserve">SW</w:t>
+        <w:t xml:space="preserve">Simon Worthington</w:t>
+      </w:r>
+    </w:p>
+    <w:p>
+      <w:pPr>
+        <w:pStyle w:val="Author"/>
+      </w:pPr>
+      <w:r>
+        <w:t xml:space="preserve">Chloë Farr</w:t>
       </w:r>
     </w:p>
     <w:p>
@@ -23,7 +31,7 @@
         <w:pStyle w:val="Date"/>
       </w:pPr>
       <w:r>
-        <w:t xml:space="preserve">2026-10-15</w:t>
+        <w:t xml:space="preserve">2026-10-16</w:t>
       </w:r>
     </w:p>
     <w:p>
@@ -39,16 +47,34 @@
         <w:pStyle w:val="Abstract"/>
       </w:pPr>
       <w:r>
-        <w:t xml:space="preserve">Notebooks,</w:t>
+        <w:t xml:space="preserve">Catalogue of works by the artists John Baldessari shown in an art exhibition at the Sprengel Museum Hannover 26.9.1999 - 2.1.2000. Sourced from OCR-processed exhibition catalogue held by</w:t>
       </w:r>
       <w:r>
         <w:t xml:space="preserve"> </w:t>
       </w:r>
       <w:r>
-        <w:t xml:space="preserve">Quarto.</w:t>
-      </w:r>
-    </w:p>
-    <w:bookmarkStart w:id="20" w:name="introduction"/>
+        <w:t xml:space="preserve">HsH Library. DNB record https://d-nb.info/957409494 | ISBN 3-88375-396-3. OCR is a R&amp;D LLM processed experiment by Chloë Farr in cooperation with Computational Publishing Service NFDI4Culture @ TIB Open Science Lab with HsH. Exhibition information (DNB publication record) Title:</w:t>
+      </w:r>
+      <w:r>
+        <w:t xml:space="preserve"> </w:t>
+      </w:r>
+      <w:r>
+        <w:t xml:space="preserve">‘while something is happening here, something else is happening there ; works 1988 -</w:t>
+      </w:r>
+      <w:r>
+        <w:t xml:space="preserve"> </w:t>
+      </w:r>
+      <w:r>
+        <w:t xml:space="preserve">1999’</w:t>
+      </w:r>
+      <w:r>
+        <w:t xml:space="preserve"> </w:t>
+      </w:r>
+      <w:r>
+        <w:t xml:space="preserve">; Spectrum - Internationaler Preis für Fotografie der Stiftung Niedersachsen ; [Sprengel-Museum Hannover, 26.9.1999 - 2.1.2000 und Staatliche Kunstsammlungen Dresden, Gemäldegalerie Neue Meister, 15.1. - 2.4.2000]. Made by the Linked Open Exhibition an experimentalprototype pipeline for publishing art exhibition data as Linked Open Data (LOD). It was created with students of the Bachelor of Arts Information Management at Hochschule Hannover in the course BIM-126-02 Data Science (SoSe 2026).</w:t>
+      </w:r>
+    </w:p>
+    <w:bookmarkStart w:id="9" w:name="introduction"/>
     <w:p>
       <w:pPr>
         <w:pStyle w:val="Heading1"/>
@@ -113,7 +139,7 @@
         </w:numPr>
       </w:pPr>
       <w:r>
-        <w:t xml:space="preserve">Publishing from GitHub to Posit Connect Cloud.</w:t>
+        <w:t xml:space="preserve">Publishing to GitHub Pages.</w:t>
       </w:r>
     </w:p>
     <w:p>
@@ -128,132 +154,8 @@
         <w:t xml:space="preserve">Reproducible notebook execution on MyBinder.</w:t>
       </w:r>
     </w:p>
-    <w:bookmarkEnd w:id="20"/>
-    <w:bookmarkStart w:id="29" w:name="build-status"/>
-    <w:p>
-      <w:pPr>
-        <w:pStyle w:val="Heading1"/>
-      </w:pPr>
-      <w:r>
-        <w:t xml:space="preserve">Build Status</w:t>
-      </w:r>
-    </w:p>
-    <w:p>
-      <w:pPr>
-        <w:pStyle w:val="FirstParagraph"/>
-      </w:pPr>
-      <w:hyperlink r:id="rId24">
-        <w:r>
-          <w:drawing>
-            <wp:inline>
-              <wp:extent cx="1866900" cy="190500"/>
-              <wp:effectExtent b="0" l="0" r="0" t="0"/>
-              <wp:docPr descr="Quarto Render Check" title="" id="22" name="Picture"/>
-              <a:graphic>
-                <a:graphicData uri="http://schemas.openxmlformats.org/drawingml/2006/picture">
-                  <pic:pic>
-                    <pic:nvPicPr>
-                      <pic:cNvPr descr="https://github.com/mrchristian/loe-posit/actions/workflows/quarto-check.yml/badge.svg?branch=main" id="23" name="Picture"/>
-                      <pic:cNvPicPr>
-                        <a:picLocks noChangeArrowheads="1" noChangeAspect="1"/>
-                      </pic:cNvPicPr>
-                    </pic:nvPicPr>
-                    <pic:blipFill>
-                      <a:blip>
-                        <a:extLst>
-                          <a:ext uri="{28A0092B-C50C-407E-A947-70E740481C1C}">
-                            <a14:useLocalDpi xmlns:a14="http://schemas.microsoft.com/office/drawing/2010/main" val="0"/>
-                          </a:ext>
-                          <a:ext uri="{96DAC541-7B7A-43D3-8B79-37D633B846F1}">
-                            <asvg:svgBlip xmlns:asvg="http://schemas.microsoft.com/office/drawing/2016/SVG/main" r:embed="rId21"/>
-                          </a:ext>
-                        </a:extLst>
-                      </a:blip>
-                      <a:stretch>
-                        <a:fillRect/>
-                      </a:stretch>
-                    </pic:blipFill>
-                    <pic:spPr bwMode="auto">
-                      <a:xfrm>
-                        <a:off x="0" y="0"/>
-                        <a:ext cx="1866900" cy="190500"/>
-                      </a:xfrm>
-                      <a:prstGeom prst="rect">
-                        <a:avLst/>
-                      </a:prstGeom>
-                      <a:noFill/>
-                      <a:ln w="9525">
-                        <a:noFill/>
-                        <a:headEnd/>
-                        <a:tailEnd/>
-                      </a:ln>
-                    </pic:spPr>
-                  </pic:pic>
-                </a:graphicData>
-              </a:graphic>
-            </wp:inline>
-          </w:drawing>
-        </w:r>
-      </w:hyperlink>
-      <w:r>
-        <w:t xml:space="preserve"> </w:t>
-      </w:r>
-      <w:hyperlink r:id="rId28">
-        <w:r>
-          <w:drawing>
-            <wp:inline>
-              <wp:extent cx="1905000" cy="190500"/>
-              <wp:effectExtent b="0" l="0" r="0" t="0"/>
-              <wp:docPr descr="Connect Cloud Publish" title="" id="26" name="Picture"/>
-              <a:graphic>
-                <a:graphicData uri="http://schemas.openxmlformats.org/drawingml/2006/picture">
-                  <pic:pic>
-                    <pic:nvPicPr>
-                      <pic:cNvPr descr="https://github.com/mrchristian/loe-posit/actions/workflows/connect-cloud-publish.yml/badge.svg?branch=main" id="27" name="Picture"/>
-                      <pic:cNvPicPr>
-                        <a:picLocks noChangeArrowheads="1" noChangeAspect="1"/>
-                      </pic:cNvPicPr>
-                    </pic:nvPicPr>
-                    <pic:blipFill>
-                      <a:blip>
-                        <a:extLst>
-                          <a:ext uri="{28A0092B-C50C-407E-A947-70E740481C1C}">
-                            <a14:useLocalDpi xmlns:a14="http://schemas.microsoft.com/office/drawing/2010/main" val="0"/>
-                          </a:ext>
-                          <a:ext uri="{96DAC541-7B7A-43D3-8B79-37D633B846F1}">
-                            <asvg:svgBlip xmlns:asvg="http://schemas.microsoft.com/office/drawing/2016/SVG/main" r:embed="rId25"/>
-                          </a:ext>
-                        </a:extLst>
-                      </a:blip>
-                      <a:stretch>
-                        <a:fillRect/>
-                      </a:stretch>
-                    </pic:blipFill>
-                    <pic:spPr bwMode="auto">
-                      <a:xfrm>
-                        <a:off x="0" y="0"/>
-                        <a:ext cx="1905000" cy="190500"/>
-                      </a:xfrm>
-                      <a:prstGeom prst="rect">
-                        <a:avLst/>
-                      </a:prstGeom>
-                      <a:noFill/>
-                      <a:ln w="9525">
-                        <a:noFill/>
-                        <a:headEnd/>
-                        <a:tailEnd/>
-                      </a:ln>
-                    </pic:spPr>
-                  </pic:pic>
-                </a:graphicData>
-              </a:graphic>
-            </wp:inline>
-          </w:drawing>
-        </w:r>
-      </w:hyperlink>
-    </w:p>
-    <w:bookmarkEnd w:id="29"/>
-    <w:bookmarkStart w:id="32" w:name="example-figure"/>
+    <w:bookmarkEnd w:id="9"/>
+    <w:bookmarkStart w:id="12" w:name="example-figure"/>
     <w:p>
       <w:pPr>
         <w:pStyle w:val="Heading1"/>
@@ -278,7 +180,7 @@
           <w:numId w:val="1002"/>
         </w:numPr>
       </w:pPr>
-      <w:hyperlink r:id="rId30">
+      <w:hyperlink r:id="rId10">
         <w:r>
           <w:rPr>
             <w:rStyle w:val="Hyperlink"/>
@@ -295,7 +197,7 @@
           <w:numId w:val="1002"/>
         </w:numPr>
       </w:pPr>
-      <w:hyperlink r:id="rId31">
+      <w:hyperlink r:id="rId11">
         <w:r>
           <w:rPr>
             <w:rStyle w:val="Hyperlink"/>
@@ -318,8 +220,8 @@
         <w:t xml:space="preserve">downloaded by readers.</w:t>
       </w:r>
     </w:p>
-    <w:bookmarkEnd w:id="32"/>
-    <w:bookmarkStart w:id="33" w:name="data-stewardship"/>
+    <w:bookmarkEnd w:id="12"/>
+    <w:bookmarkStart w:id="13" w:name="data-stewardship"/>
     <w:p>
       <w:pPr>
         <w:pStyle w:val="Heading1"/>
@@ -345,14 +247,23 @@
         <w:t xml:space="preserve"> </w:t>
       </w:r>
       <w:r>
-        <w:t xml:space="preserve">(Wilkinson et al. 2016)</w:t>
+        <w:t xml:space="preserve">(</w:t>
+      </w:r>
+      <w:r>
+        <w:t xml:space="preserve">Wilkinson et al.</w:t>
+      </w:r>
+      <w:r>
+        <w:t xml:space="preserve"> </w:t>
+      </w:r>
+      <w:r>
+        <w:t xml:space="preserve">2016)</w:t>
       </w:r>
       <w:r>
         <w:t xml:space="preserve">.</w:t>
       </w:r>
     </w:p>
-    <w:bookmarkEnd w:id="33"/>
-    <w:bookmarkStart w:id="34" w:name="reproducibility-notes"/>
+    <w:bookmarkEnd w:id="13"/>
+    <w:bookmarkStart w:id="14" w:name="reproducibility-notes"/>
     <w:p>
       <w:pPr>
         <w:pStyle w:val="Heading1"/>
@@ -396,8 +307,8 @@
         <w:t xml:space="preserve">.</w:t>
       </w:r>
     </w:p>
-    <w:bookmarkEnd w:id="34"/>
-    <w:bookmarkStart w:id="37" w:name="references"/>
+    <w:bookmarkEnd w:id="14"/>
+    <w:bookmarkStart w:id="17" w:name="references"/>
     <w:p>
       <w:pPr>
         <w:pStyle w:val="Heading1"/>
@@ -406,14 +317,17 @@
         <w:t xml:space="preserve">References</w:t>
       </w:r>
     </w:p>
-    <w:bookmarkStart w:id="36" w:name="refs"/>
-    <w:bookmarkStart w:id="35" w:name="ref-wilkinson2016fair"/>
+    <w:bookmarkStart w:id="16" w:name="refs"/>
+    <w:bookmarkStart w:id="15" w:name="ref-wilkinson2016fair"/>
     <w:p>
       <w:pPr>
         <w:pStyle w:val="Bibliography"/>
       </w:pPr>
       <w:r>
-        <w:t xml:space="preserve">Wilkinson, Mark D, Michel Dumontier, IJsbrand Jan Aalbersberg, Gabrielle Appleton, Myles Axton, Arie Baak, Niklas Blomberg, et al. 2016.</w:t>
+        <w:t xml:space="preserve">Wilkinson, Mark D, Michel Dumontier, IJsbrand Jan Aalbersberg, et al.</w:t>
+      </w:r>
+      <w:r>
+        <w:t xml:space="preserve"> 2016.</w:t>
       </w:r>
       <w:r>
         <w:t xml:space="preserve"> </w:t>
@@ -438,10 +352,14 @@
         <w:t xml:space="preserve">3: 160018.</w:t>
       </w:r>
     </w:p>
-    <w:bookmarkEnd w:id="35"/>
-    <w:bookmarkEnd w:id="36"/>
-    <w:bookmarkEnd w:id="37"/>
-    <w:sectPr/>
+    <w:bookmarkEnd w:id="15"/>
+    <w:bookmarkEnd w:id="16"/>
+    <w:bookmarkEnd w:id="17"/>
+    <w:sectPr>
+      <w:footnotePr>
+        <w:numRestart w:val="eachSect"/>
+      </w:footnotePr>
+    </w:sectPr>
   </w:body>
 </w:document>
 </file>
@@ -667,10 +585,10 @@
   <w:docDefaults>
     <w:rPrDefault>
       <w:rPr>
-        <w:rFonts w:asciiTheme="minorHAnsi" w:cstheme="minorBidi" w:eastAsiaTheme="minorHAnsi" w:hAnsiTheme="minorHAnsi"/>
+        <w:rFonts w:asciiTheme="minorHAnsi" w:cstheme="minorBidi" w:eastAsiaTheme="minorEastAsia" w:hAnsiTheme="minorHAnsi"/>
         <w:sz w:val="24"/>
         <w:szCs w:val="24"/>
-        <w:lang w:bidi="ar-SA" w:eastAsia="en-US" w:val="en-US"/>
+        <w:lang w:bidi="ar-SA" w:eastAsia="zh-CN" w:val="en-US"/>
       </w:rPr>
     </w:rPrDefault>
     <w:pPrDefault>
@@ -722,8 +640,6 @@
     </w:pPr>
     <w:rPr>
       <w:rFonts w:asciiTheme="majorHAnsi" w:cstheme="majorBidi" w:eastAsiaTheme="majorEastAsia" w:hAnsiTheme="majorHAnsi"/>
-      <w:spacing w:val="-10"/>
-      <w:kern w:val="28"/>
       <w:sz w:val="56"/>
       <w:szCs w:val="56"/>
     </w:rPr>
@@ -736,15 +652,13 @@
     <w:rsid w:val="00A10FD9"/>
     <w:rPr>
       <w:rFonts w:asciiTheme="majorHAnsi" w:cstheme="majorBidi" w:eastAsiaTheme="majorEastAsia" w:hAnsiTheme="majorHAnsi"/>
-      <w:spacing w:val="-10"/>
-      <w:kern w:val="28"/>
       <w:sz w:val="56"/>
       <w:szCs w:val="56"/>
     </w:rPr>
   </w:style>
   <w:style w:styleId="Subtitle" w:type="paragraph">
     <w:name w:val="Subtitle"/>
-    <w:basedOn w:val="Normal"/>
+    <w:basedOn w:val="Title"/>
     <w:next w:val="BodyText"/>
     <w:link w:val="SubtitleChar"/>
     <w:uiPriority w:val="11"/>
@@ -755,6 +669,19 @@
         <w:ilvl w:val="1"/>
       </w:numPr>
     </w:pPr>
+    <w:rPr>
+      <w:rFonts w:cstheme="majorBidi" w:eastAsiaTheme="majorEastAsia"/>
+      <w:spacing w:val="15"/>
+      <w:sz w:val="28"/>
+      <w:szCs w:val="28"/>
+    </w:rPr>
+  </w:style>
+  <w:style w:customStyle="1" w:styleId="SubtitleChar" w:type="character">
+    <w:name w:val="Subtitle Char"/>
+    <w:basedOn w:val="DefaultParagraphFont"/>
+    <w:link w:val="Subtitle"/>
+    <w:uiPriority w:val="11"/>
+    <w:rsid w:val="00A10FD9"/>
     <w:rPr>
       <w:rFonts w:cstheme="majorBidi" w:eastAsiaTheme="majorEastAsia"/>
       <w:color w:themeColor="text1" w:themeTint="A6" w:val="595959"/>
@@ -763,39 +690,33 @@
       <w:szCs w:val="28"/>
     </w:rPr>
   </w:style>
-  <w:style w:customStyle="1" w:styleId="SubtitleChar" w:type="character">
-    <w:name w:val="Subtitle Char"/>
-    <w:basedOn w:val="DefaultParagraphFont"/>
-    <w:link w:val="Subtitle"/>
-    <w:uiPriority w:val="11"/>
-    <w:rsid w:val="00A10FD9"/>
-    <w:rPr>
-      <w:rFonts w:cstheme="majorBidi" w:eastAsiaTheme="majorEastAsia"/>
-      <w:color w:themeColor="text1" w:themeTint="A6" w:val="595959"/>
-      <w:spacing w:val="15"/>
-      <w:sz w:val="28"/>
-      <w:szCs w:val="28"/>
-    </w:rPr>
-  </w:style>
   <w:style w:customStyle="1" w:styleId="Author" w:type="paragraph">
     <w:name w:val="Author"/>
+    <w:basedOn w:val="Title"/>
     <w:next w:val="BodyText"/>
     <w:qFormat/>
     <w:pPr>
       <w:keepNext/>
       <w:keepLines/>
-      <w:jc w:val="center"/>
-    </w:pPr>
+    </w:pPr>
+    <w:rPr>
+      <w:sz w:val="24"/>
+      <w:szCs w:val="24"/>
+    </w:rPr>
   </w:style>
   <w:style w:styleId="Date" w:type="paragraph">
     <w:name w:val="Date"/>
+    <w:basedOn w:val="Title"/>
     <w:next w:val="BodyText"/>
     <w:qFormat/>
     <w:pPr>
       <w:keepNext/>
       <w:keepLines/>
-      <w:jc w:val="center"/>
-    </w:pPr>
+    </w:pPr>
+    <w:rPr>
+      <w:sz w:val="24"/>
+      <w:szCs w:val="24"/>
+    </w:rPr>
   </w:style>
   <w:style w:customStyle="1" w:styleId="AbstractTitle" w:type="paragraph">
     <w:name w:val="Abstract Title"/>
@@ -810,7 +731,6 @@
     </w:pPr>
     <w:rPr>
       <w:b/>
-      <w:color w:val="345A8A"/>
       <w:sz w:val="20"/>
       <w:szCs w:val="20"/>
     </w:rPr>
@@ -1209,13 +1129,6 @@
       </w:tblCellMar>
     </w:tblPr>
     <w:tblStylePr w:type="firstRow">
-      <w:tblPr>
-        <w:jc w:val="left"/>
-        <w:tblInd w:type="dxa" w:w="0"/>
-      </w:tblPr>
-      <w:trPr>
-        <w:jc w:val="left"/>
-      </w:trPr>
       <w:tcPr>
         <w:tcBorders>
           <w:bottom w:val="single"/>

--- a/_manuscript/index.docx
+++ b/_manuscript/index.docx
@@ -7,7 +7,7 @@
         <w:pStyle w:val="Title"/>
       </w:pPr>
       <w:r>
-        <w:t xml:space="preserve">John Baldessari — Exhibition Catalogue</w:t>
+        <w:t xml:space="preserve">John Baldessari — Exhibition Catalogue X</w:t>
       </w:r>
     </w:p>
     <w:p>

--- a/_manuscript/index.docx
+++ b/_manuscript/index.docx
@@ -7,7 +7,7 @@
         <w:pStyle w:val="Title"/>
       </w:pPr>
       <w:r>
-        <w:t xml:space="preserve">John Baldessari — Exhibition Catalogue X</w:t>
+        <w:t xml:space="preserve">John Baldessari — Exhibition Catalogue</w:t>
       </w:r>
     </w:p>
     <w:p>

--- a/_manuscript/index.docx
+++ b/_manuscript/index.docx
@@ -185,7 +185,7 @@
           <w:rPr>
             <w:rStyle w:val="Hyperlink"/>
           </w:rPr>
-          <w:t xml:space="preserve">Data Preview</w:t>
+          <w:t xml:space="preserve">Exhibition Data</w:t>
         </w:r>
       </w:hyperlink>
     </w:p>
@@ -202,7 +202,7 @@
           <w:rPr>
             <w:rStyle w:val="Hyperlink"/>
           </w:rPr>
-          <w:t xml:space="preserve">Summary Statistics</w:t>
+          <w:t xml:space="preserve">Artworks</w:t>
         </w:r>
       </w:hyperlink>
     </w:p>

--- a/_manuscript/index.docx
+++ b/_manuscript/index.docx
@@ -47,34 +47,74 @@
         <w:pStyle w:val="Abstract"/>
       </w:pPr>
       <w:r>
-        <w:t xml:space="preserve">Catalogue of works by the artists John Baldessari shown in an art exhibition at the Sprengel Museum Hannover 26.9.1999 - 2.1.2000. Sourced from OCR-processed exhibition catalogue held by</w:t>
+        <w:t xml:space="preserve">Catalogue of works by the artists John Baldessari shown in an art exhibition at the Sprengel Museum Hannover 26.9.1999 - 2.1.2000. Sourced from OCR-processed exhibition catalogue held by HsH Library. DNB record https://d-nb.info/957409494 | ISBN 3-88375-396-3.</w:t>
+      </w:r>
+    </w:p>
+    <w:bookmarkStart w:id="10" w:name="the-orinial-exhibition"/>
+    <w:p>
+      <w:pPr>
+        <w:pStyle w:val="Heading1"/>
+      </w:pPr>
+      <w:r>
+        <w:t xml:space="preserve">The orinial exhibition</w:t>
+      </w:r>
+    </w:p>
+    <w:p>
+      <w:pPr>
+        <w:pStyle w:val="FirstParagraph"/>
+      </w:pPr>
+      <w:r>
+        <w:t xml:space="preserve">Exhibition information (DNB publication record) is included for reference. https://d-nb.info/957409494</w:t>
+      </w:r>
+    </w:p>
+    <w:p>
+      <w:pPr>
+        <w:pStyle w:val="BodyText"/>
+      </w:pPr>
+      <w:r>
+        <w:t xml:space="preserve">Exhibition title:</w:t>
       </w:r>
       <w:r>
         <w:t xml:space="preserve"> </w:t>
       </w:r>
       <w:r>
-        <w:t xml:space="preserve">HsH Library. DNB record https://d-nb.info/957409494 | ISBN 3-88375-396-3. OCR is a R&amp;D LLM processed experiment by Chloë Farr in cooperation with Computational Publishing Service NFDI4Culture @ TIB Open Science Lab with HsH. Exhibition information (DNB publication record) Title:</w:t>
+        <w:t xml:space="preserve">‘while something is happening here, something else is happening there ; works 1988 - 1999’</w:t>
       </w:r>
       <w:r>
         <w:t xml:space="preserve"> </w:t>
       </w:r>
       <w:r>
-        <w:t xml:space="preserve">‘while something is happening here, something else is happening there ; works 1988 -</w:t>
-      </w:r>
-      <w:r>
-        <w:t xml:space="preserve"> </w:t>
-      </w:r>
-      <w:r>
-        <w:t xml:space="preserve">1999’</w:t>
-      </w:r>
-      <w:r>
-        <w:t xml:space="preserve"> </w:t>
-      </w:r>
-      <w:r>
-        <w:t xml:space="preserve">; Spectrum - Internationaler Preis für Fotografie der Stiftung Niedersachsen ; [Sprengel-Museum Hannover, 26.9.1999 - 2.1.2000 und Staatliche Kunstsammlungen Dresden, Gemäldegalerie Neue Meister, 15.1. - 2.4.2000]. Made by the Linked Open Exhibition an experimentalprototype pipeline for publishing art exhibition data as Linked Open Data (LOD). It was created with students of the Bachelor of Arts Information Management at Hochschule Hannover in the course BIM-126-02 Data Science (SoSe 2026).</w:t>
-      </w:r>
-    </w:p>
-    <w:bookmarkStart w:id="9" w:name="introduction"/>
+        <w:t xml:space="preserve">; Spectrum - Internationaler Preis für Fotografie der Stiftung Niedersachsen ; [Sprengel-Museum Hannover, 26.9.1999 - 2.1.2000 und Staatliche Kunstsammlungen Dresden, Gemäldegalerie Neue Meister, 15.1. - 2.4.2000].</w:t>
+      </w:r>
+    </w:p>
+    <w:bookmarkStart w:id="9" w:name="the-prototype"/>
+    <w:p>
+      <w:pPr>
+        <w:pStyle w:val="Heading2"/>
+      </w:pPr>
+      <w:r>
+        <w:t xml:space="preserve">The prototype</w:t>
+      </w:r>
+    </w:p>
+    <w:p>
+      <w:pPr>
+        <w:pStyle w:val="FirstParagraph"/>
+      </w:pPr>
+      <w:r>
+        <w:t xml:space="preserve">The OCR is a R&amp;D LLM processed experiment by Chloë Farr in cooperation with Computational Publishing Service NFDI4Culture @ TIB Open Science Lab with HsH.</w:t>
+      </w:r>
+    </w:p>
+    <w:p>
+      <w:pPr>
+        <w:pStyle w:val="BodyText"/>
+      </w:pPr>
+      <w:r>
+        <w:t xml:space="preserve">This prototype made by Simon Worthington as part of the Linked Open Exhibition an experimental prototype pipeline for publishing art exhibition data as Linked Open Data (LOD). It was created with students of the Bachelor of Arts Information Management at Hochschule Hannover in the course BIM-126-02 Data Science (SoSe 2026).</w:t>
+      </w:r>
+    </w:p>
+    <w:bookmarkEnd w:id="9"/>
+    <w:bookmarkEnd w:id="10"/>
+    <w:bookmarkStart w:id="11" w:name="introduction"/>
     <w:p>
       <w:pPr>
         <w:pStyle w:val="Heading1"/>
@@ -154,8 +194,8 @@
         <w:t xml:space="preserve">Reproducible notebook execution on MyBinder.</w:t>
       </w:r>
     </w:p>
-    <w:bookmarkEnd w:id="9"/>
-    <w:bookmarkStart w:id="12" w:name="example-figure"/>
+    <w:bookmarkEnd w:id="11"/>
+    <w:bookmarkStart w:id="14" w:name="example-figure"/>
     <w:p>
       <w:pPr>
         <w:pStyle w:val="Heading1"/>
@@ -180,7 +220,7 @@
           <w:numId w:val="1002"/>
         </w:numPr>
       </w:pPr>
-      <w:hyperlink r:id="rId10">
+      <w:hyperlink r:id="rId12">
         <w:r>
           <w:rPr>
             <w:rStyle w:val="Hyperlink"/>
@@ -197,7 +237,7 @@
           <w:numId w:val="1002"/>
         </w:numPr>
       </w:pPr>
-      <w:hyperlink r:id="rId11">
+      <w:hyperlink r:id="rId13">
         <w:r>
           <w:rPr>
             <w:rStyle w:val="Hyperlink"/>
@@ -220,8 +260,8 @@
         <w:t xml:space="preserve">downloaded by readers.</w:t>
       </w:r>
     </w:p>
-    <w:bookmarkEnd w:id="12"/>
-    <w:bookmarkStart w:id="13" w:name="data-stewardship"/>
+    <w:bookmarkEnd w:id="14"/>
+    <w:bookmarkStart w:id="15" w:name="data-stewardship"/>
     <w:p>
       <w:pPr>
         <w:pStyle w:val="Heading1"/>
@@ -262,8 +302,8 @@
         <w:t xml:space="preserve">.</w:t>
       </w:r>
     </w:p>
-    <w:bookmarkEnd w:id="13"/>
-    <w:bookmarkStart w:id="14" w:name="reproducibility-notes"/>
+    <w:bookmarkEnd w:id="15"/>
+    <w:bookmarkStart w:id="16" w:name="reproducibility-notes"/>
     <w:p>
       <w:pPr>
         <w:pStyle w:val="Heading1"/>
@@ -307,8 +347,8 @@
         <w:t xml:space="preserve">.</w:t>
       </w:r>
     </w:p>
-    <w:bookmarkEnd w:id="14"/>
-    <w:bookmarkStart w:id="17" w:name="references"/>
+    <w:bookmarkEnd w:id="16"/>
+    <w:bookmarkStart w:id="19" w:name="references"/>
     <w:p>
       <w:pPr>
         <w:pStyle w:val="Heading1"/>
@@ -317,8 +357,8 @@
         <w:t xml:space="preserve">References</w:t>
       </w:r>
     </w:p>
-    <w:bookmarkStart w:id="16" w:name="refs"/>
-    <w:bookmarkStart w:id="15" w:name="ref-wilkinson2016fair"/>
+    <w:bookmarkStart w:id="18" w:name="refs"/>
+    <w:bookmarkStart w:id="17" w:name="ref-wilkinson2016fair"/>
     <w:p>
       <w:pPr>
         <w:pStyle w:val="Bibliography"/>
@@ -352,9 +392,9 @@
         <w:t xml:space="preserve">3: 160018.</w:t>
       </w:r>
     </w:p>
-    <w:bookmarkEnd w:id="15"/>
-    <w:bookmarkEnd w:id="16"/>
     <w:bookmarkEnd w:id="17"/>
+    <w:bookmarkEnd w:id="18"/>
+    <w:bookmarkEnd w:id="19"/>
     <w:sectPr>
       <w:footnotePr>
         <w:numRestart w:val="eachSect"/>

--- a/_manuscript/index.docx
+++ b/_manuscript/index.docx
@@ -50,13 +50,13 @@
         <w:t xml:space="preserve">Catalogue of works by the artists John Baldessari shown in an art exhibition at the Sprengel Museum Hannover 26.9.1999 - 2.1.2000. Sourced from OCR-processed exhibition catalogue held by HsH Library. DNB record https://d-nb.info/957409494 | ISBN 3-88375-396-3.</w:t>
       </w:r>
     </w:p>
-    <w:bookmarkStart w:id="10" w:name="the-orinial-exhibition"/>
+    <w:bookmarkStart w:id="10" w:name="the-original-exhibition"/>
     <w:p>
       <w:pPr>
         <w:pStyle w:val="Heading1"/>
       </w:pPr>
       <w:r>
-        <w:t xml:space="preserve">The orinial exhibition</w:t>
+        <w:t xml:space="preserve">The original exhibition</w:t>
       </w:r>
     </w:p>
     <w:p>

--- a/_manuscript/index.docx
+++ b/_manuscript/index.docx
@@ -31,7 +31,7 @@
         <w:pStyle w:val="Date"/>
       </w:pPr>
       <w:r>
-        <w:t xml:space="preserve">2026-10-16</w:t>
+        <w:t xml:space="preserve">2026-10-17</w:t>
       </w:r>
     </w:p>
     <w:p>

--- a/_manuscript/index.docx
+++ b/_manuscript/index.docx
@@ -348,17 +348,119 @@
       </w:r>
     </w:p>
     <w:bookmarkEnd w:id="16"/>
-    <w:bookmarkStart w:id="19" w:name="references"/>
+    <w:bookmarkStart w:id="20" w:name="licensing"/>
     <w:p>
       <w:pPr>
         <w:pStyle w:val="Heading1"/>
       </w:pPr>
       <w:r>
+        <w:t xml:space="preserve">Licensing</w:t>
+      </w:r>
+    </w:p>
+    <w:p>
+      <w:pPr>
+        <w:pStyle w:val="FirstParagraph"/>
+      </w:pPr>
+      <w:r>
+        <w:t xml:space="preserve">The project combines several licensing arrangements.</w:t>
+      </w:r>
+    </w:p>
+    <w:p>
+      <w:pPr>
+        <w:pStyle w:val="Compact"/>
+        <w:numPr>
+          <w:ilvl w:val="0"/>
+          <w:numId w:val="1003"/>
+        </w:numPr>
+      </w:pPr>
+      <w:r>
+        <w:t xml:space="preserve">The software, notebooks, and Quarto source are covered by the repository’s existing</w:t>
+      </w:r>
+      <w:r>
+        <w:t xml:space="preserve"> </w:t>
+      </w:r>
+      <w:hyperlink r:id="rId17">
+        <w:r>
+          <w:rPr>
+            <w:rStyle w:val="Hyperlink"/>
+          </w:rPr>
+          <w:t xml:space="preserve">GNU GPL v3</w:t>
+        </w:r>
+      </w:hyperlink>
+      <w:r>
+        <w:t xml:space="preserve"> </w:t>
+      </w:r>
+      <w:r>
+        <w:t xml:space="preserve">terms.</w:t>
+      </w:r>
+    </w:p>
+    <w:p>
+      <w:pPr>
+        <w:pStyle w:val="Compact"/>
+        <w:numPr>
+          <w:ilvl w:val="0"/>
+          <w:numId w:val="1003"/>
+        </w:numPr>
+      </w:pPr>
+      <w:r>
+        <w:t xml:space="preserve">The catalogue and dataset files in the project are released under</w:t>
+      </w:r>
+      <w:r>
+        <w:t xml:space="preserve"> </w:t>
+      </w:r>
+      <w:hyperlink r:id="rId18">
+        <w:r>
+          <w:rPr>
+            <w:rStyle w:val="Hyperlink"/>
+          </w:rPr>
+          <w:t xml:space="preserve">CC0 1.0 Universal</w:t>
+        </w:r>
+      </w:hyperlink>
+      <w:r>
+        <w:t xml:space="preserve"> </w:t>
+      </w:r>
+      <w:r>
+        <w:t xml:space="preserve">and the repository copy is retained in</w:t>
+      </w:r>
+      <w:r>
+        <w:t xml:space="preserve"> </w:t>
+      </w:r>
+      <w:hyperlink r:id="rId19">
+        <w:r>
+          <w:rPr>
+            <w:rStyle w:val="Hyperlink"/>
+          </w:rPr>
+          <w:t xml:space="preserve">LICENSE-data</w:t>
+        </w:r>
+      </w:hyperlink>
+      <w:r>
+        <w:t xml:space="preserve">, so the underlying OCR-derived data may be reused without restriction for research, teaching, and public scholarship.</w:t>
+      </w:r>
+    </w:p>
+    <w:p>
+      <w:pPr>
+        <w:pStyle w:val="Compact"/>
+        <w:numPr>
+          <w:ilvl w:val="0"/>
+          <w:numId w:val="1003"/>
+        </w:numPr>
+      </w:pPr>
+      <w:r>
+        <w:t xml:space="preserve">For research use, this project also recognises that text and data mining (TDM) may be permitted under the UK and German legal frameworks for scientific research, including UK copyright exceptions and the German research exception in § 60d UrhG. These provisions are jurisdiction-specific and do not replace a review of any third-party rights or source-specific conditions.</w:t>
+      </w:r>
+    </w:p>
+    <w:bookmarkEnd w:id="20"/>
+    <w:bookmarkStart w:id="23" w:name="references"/>
+    <w:p>
+      <w:pPr>
+        <w:pStyle w:val="Heading1"/>
+      </w:pPr>
+      <w:r>
         <w:t xml:space="preserve">References</w:t>
       </w:r>
     </w:p>
-    <w:bookmarkStart w:id="18" w:name="refs"/>
-    <w:bookmarkStart w:id="17" w:name="ref-wilkinson2016fair"/>
+    <w:bookmarkStart w:id="22" w:name="refs"/>
+    <w:bookmarkStart w:id="21" w:name="ref-wilkinson2016fair"/>
     <w:p>
       <w:pPr>
         <w:pStyle w:val="Bibliography"/>
@@ -392,9 +494,9 @@
         <w:t xml:space="preserve">3: 160018.</w:t>
       </w:r>
     </w:p>
-    <w:bookmarkEnd w:id="17"/>
-    <w:bookmarkEnd w:id="18"/>
-    <w:bookmarkEnd w:id="19"/>
+    <w:bookmarkEnd w:id="21"/>
+    <w:bookmarkEnd w:id="22"/>
+    <w:bookmarkEnd w:id="23"/>
     <w:sectPr>
       <w:footnotePr>
         <w:numRestart w:val="eachSect"/>
@@ -615,6 +717,9 @@
     <w:abstractNumId w:val="991"/>
   </w:num>
   <w:num w:numId="1002">
+    <w:abstractNumId w:val="991"/>
+  </w:num>
+  <w:num w:numId="1003">
     <w:abstractNumId w:val="991"/>
   </w:num>
 </w:numbering>

--- a/_manuscript/index.docx
+++ b/_manuscript/index.docx
@@ -348,7 +348,7 @@
       </w:r>
     </w:p>
     <w:bookmarkEnd w:id="16"/>
-    <w:bookmarkStart w:id="20" w:name="licensing"/>
+    <w:bookmarkStart w:id="21" w:name="licensing"/>
     <w:p>
       <w:pPr>
         <w:pStyle w:val="Heading1"/>
@@ -449,8 +449,30 @@
         <w:t xml:space="preserve">For research use, this project also recognises that text and data mining (TDM) may be permitted under the UK and German legal frameworks for scientific research, including UK copyright exceptions and the German research exception in § 60d UrhG. These provisions are jurisdiction-specific and do not replace a review of any third-party rights or source-specific conditions.</w:t>
       </w:r>
     </w:p>
-    <w:bookmarkEnd w:id="20"/>
-    <w:bookmarkStart w:id="23" w:name="references"/>
+    <w:p>
+      <w:pPr>
+        <w:pStyle w:val="FirstParagraph"/>
+      </w:pPr>
+      <w:r>
+        <w:t xml:space="preserve">For the project bibliography, see</w:t>
+      </w:r>
+      <w:r>
+        <w:t xml:space="preserve"> </w:t>
+      </w:r>
+      <w:hyperlink r:id="rId20">
+        <w:r>
+          <w:rPr>
+            <w:rStyle w:val="Hyperlink"/>
+          </w:rPr>
+          <w:t xml:space="preserve">References</w:t>
+        </w:r>
+      </w:hyperlink>
+      <w:r>
+        <w:t xml:space="preserve">.</w:t>
+      </w:r>
+    </w:p>
+    <w:bookmarkEnd w:id="21"/>
+    <w:bookmarkStart w:id="24" w:name="references"/>
     <w:p>
       <w:pPr>
         <w:pStyle w:val="Heading1"/>
@@ -459,8 +481,8 @@
         <w:t xml:space="preserve">References</w:t>
       </w:r>
     </w:p>
-    <w:bookmarkStart w:id="22" w:name="refs"/>
-    <w:bookmarkStart w:id="21" w:name="ref-wilkinson2016fair"/>
+    <w:bookmarkStart w:id="23" w:name="refs"/>
+    <w:bookmarkStart w:id="22" w:name="ref-wilkinson2016fair"/>
     <w:p>
       <w:pPr>
         <w:pStyle w:val="Bibliography"/>
@@ -494,9 +516,9 @@
         <w:t xml:space="preserve">3: 160018.</w:t>
       </w:r>
     </w:p>
-    <w:bookmarkEnd w:id="21"/>
     <w:bookmarkEnd w:id="22"/>
     <w:bookmarkEnd w:id="23"/>
+    <w:bookmarkEnd w:id="24"/>
     <w:sectPr>
       <w:footnotePr>
         <w:numRestart w:val="eachSect"/>

--- a/_manuscript/index.docx
+++ b/_manuscript/index.docx
@@ -7,7 +7,7 @@
         <w:pStyle w:val="Title"/>
       </w:pPr>
       <w:r>
-        <w:t xml:space="preserve">John Baldessari — Exhibition Catalogue</w:t>
+        <w:t xml:space="preserve">John Baldessari — Exhibition Catalogue (Prototype)</w:t>
       </w:r>
     </w:p>
     <w:p>
@@ -47,16 +47,16 @@
         <w:pStyle w:val="Abstract"/>
       </w:pPr>
       <w:r>
-        <w:t xml:space="preserve">Catalogue of works by the artists John Baldessari shown in an art exhibition at the Sprengel Museum Hannover 26.9.1999 - 2.1.2000. Sourced from OCR-processed exhibition catalogue held by HsH Library. DNB record https://d-nb.info/957409494 | ISBN 3-88375-396-3.</w:t>
-      </w:r>
-    </w:p>
-    <w:bookmarkStart w:id="10" w:name="the-original-exhibition"/>
+        <w:t xml:space="preserve">Catalogue of works by the artists John Baldessari shown in an art exhibition at the Sprengel Museum Hannover 26.9.1999 - 2.1.2000. The purpose of the prototype is to demonstrate how to catalogue artworks in an exhibition as Linked Open Data on Wikidata. In this instance an OCR scan is transfered to Wikidata and then ouput as a computationally reproducible Quarto publication.</w:t>
+      </w:r>
+    </w:p>
+    <w:bookmarkStart w:id="16" w:name="about-the-original-exhibition"/>
     <w:p>
       <w:pPr>
         <w:pStyle w:val="Heading1"/>
       </w:pPr>
       <w:r>
-        <w:t xml:space="preserve">The original exhibition</w:t>
+        <w:t xml:space="preserve">About the original exhibition</w:t>
       </w:r>
     </w:p>
     <w:p>
@@ -64,7 +64,7 @@
         <w:pStyle w:val="FirstParagraph"/>
       </w:pPr>
       <w:r>
-        <w:t xml:space="preserve">Exhibition information (DNB publication record) is included for reference. https://d-nb.info/957409494</w:t>
+        <w:t xml:space="preserve">The sum of what is currently publicly available about the artworks in the exhibition.</w:t>
       </w:r>
     </w:p>
     <w:p>
@@ -72,6 +72,53 @@
         <w:pStyle w:val="BodyText"/>
       </w:pPr>
       <w:r>
+        <w:t xml:space="preserve">Sourced from OCR-processed exhibition catalogue held by HsH Library. DNB record https://d-nb.info/957409494 | ISBN 3-88375-396-3.</w:t>
+      </w:r>
+    </w:p>
+    <w:p>
+      <w:pPr>
+        <w:pStyle w:val="BodyText"/>
+      </w:pPr>
+      <w:r>
+        <w:t xml:space="preserve">Exhibition information (DNB publication record) is included for reference.</w:t>
+      </w:r>
+      <w:r>
+        <w:t xml:space="preserve"> </w:t>
+      </w:r>
+      <w:hyperlink r:id="rId9">
+        <w:r>
+          <w:rPr>
+            <w:rStyle w:val="Hyperlink"/>
+          </w:rPr>
+          <w:t xml:space="preserve">https://d-nb.info/957409494</w:t>
+        </w:r>
+      </w:hyperlink>
+      <w:r>
+        <w:t xml:space="preserve"> </w:t>
+      </w:r>
+      <w:r>
+        <w:t xml:space="preserve">ISBN</w:t>
+      </w:r>
+      <w:r>
+        <w:t xml:space="preserve"> </w:t>
+      </w:r>
+      <w:hyperlink r:id="rId10">
+        <w:r>
+          <w:rPr>
+            <w:rStyle w:val="Hyperlink"/>
+          </w:rPr>
+          <w:t xml:space="preserve">3-88375-396-3</w:t>
+        </w:r>
+      </w:hyperlink>
+      <w:r>
+        <w:t xml:space="preserve">.</w:t>
+      </w:r>
+    </w:p>
+    <w:p>
+      <w:pPr>
+        <w:pStyle w:val="BodyText"/>
+      </w:pPr>
+      <w:r>
         <w:t xml:space="preserve">Exhibition title:</w:t>
       </w:r>
       <w:r>
@@ -84,10 +131,43 @@
         <w:t xml:space="preserve"> </w:t>
       </w:r>
       <w:r>
-        <w:t xml:space="preserve">; Spectrum - Internationaler Preis für Fotografie der Stiftung Niedersachsen ; [Sprengel-Museum Hannover, 26.9.1999 - 2.1.2000 und Staatliche Kunstsammlungen Dresden, Gemäldegalerie Neue Meister, 15.1. - 2.4.2000].</w:t>
-      </w:r>
-    </w:p>
-    <w:bookmarkStart w:id="9" w:name="the-prototype"/>
+        <w:t xml:space="preserve">; Spectrum - Internationaler Preis für Fotografie der Stiftung Niedersachsen</w:t>
+      </w:r>
+    </w:p>
+    <w:p>
+      <w:pPr>
+        <w:pStyle w:val="BodyText"/>
+      </w:pPr>
+      <w:r>
+        <w:t xml:space="preserve">Location: Sprengel-Museum Hannover, 26.9.1999 - 2.1.2000</w:t>
+      </w:r>
+      <w:r>
+        <w:t xml:space="preserve"> </w:t>
+      </w:r>
+      <w:r>
+        <w:t xml:space="preserve">Staatliche Kunstsammlungen Dresden, Gemäldegalerie Neue Meister, 15.1. - 2.4.2000.</w:t>
+      </w:r>
+    </w:p>
+    <w:p>
+      <w:pPr>
+        <w:pStyle w:val="BodyText"/>
+      </w:pPr>
+      <w:r>
+        <w:t xml:space="preserve">Sprengel Museum website:</w:t>
+      </w:r>
+      <w:r>
+        <w:t xml:space="preserve"> </w:t>
+      </w:r>
+      <w:hyperlink r:id="rId11">
+        <w:r>
+          <w:rPr>
+            <w:rStyle w:val="Hyperlink"/>
+          </w:rPr>
+          <w:t xml:space="preserve">https://www.sprengel-museum.de/ausstellungen/archiv</w:t>
+        </w:r>
+      </w:hyperlink>
+    </w:p>
+    <w:bookmarkStart w:id="15" w:name="the-prototype"/>
     <w:p>
       <w:pPr>
         <w:pStyle w:val="Heading2"/>
@@ -109,12 +189,60 @@
         <w:pStyle w:val="BodyText"/>
       </w:pPr>
       <w:r>
-        <w:t xml:space="preserve">This prototype made by Simon Worthington as part of the Linked Open Exhibition an experimental prototype pipeline for publishing art exhibition data as Linked Open Data (LOD). It was created with students of the Bachelor of Arts Information Management at Hochschule Hannover in the course BIM-126-02 Data Science (SoSe 2026).</w:t>
-      </w:r>
-    </w:p>
-    <w:bookmarkEnd w:id="9"/>
-    <w:bookmarkEnd w:id="10"/>
-    <w:bookmarkStart w:id="11" w:name="introduction"/>
+        <w:t xml:space="preserve">This prototype made by Simon Worthington as part of</w:t>
+      </w:r>
+      <w:r>
+        <w:t xml:space="preserve"> </w:t>
+      </w:r>
+      <w:hyperlink r:id="rId12">
+        <w:r>
+          <w:rPr>
+            <w:rStyle w:val="Hyperlink"/>
+          </w:rPr>
+          <w:t xml:space="preserve">Linked Open Exhibition</w:t>
+        </w:r>
+      </w:hyperlink>
+      <w:r>
+        <w:t xml:space="preserve">, an experimental prototype pipeline for publishing art exhibition data as Linked Open Data (LOD). It was created with students of the Bachelor of Arts Information Management at Hochschule Hannover in the course</w:t>
+      </w:r>
+      <w:r>
+        <w:t xml:space="preserve"> </w:t>
+      </w:r>
+      <w:hyperlink r:id="rId13">
+        <w:r>
+          <w:rPr>
+            <w:rStyle w:val="Hyperlink"/>
+          </w:rPr>
+          <w:t xml:space="preserve">BIM-126-02 Data Science</w:t>
+        </w:r>
+      </w:hyperlink>
+      <w:r>
+        <w:t xml:space="preserve"> </w:t>
+      </w:r>
+      <w:r>
+        <w:t xml:space="preserve">(SoSe 2026). See Wikiversity link for teaching materials.</w:t>
+      </w:r>
+      <w:r>
+        <w:t xml:space="preserve"> </w:t>
+      </w:r>
+      <w:hyperlink r:id="rId14">
+        <w:r>
+          <w:rPr>
+            <w:rStyle w:val="Hyperlink"/>
+          </w:rPr>
+          <w:t xml:space="preserve">https://en.wikiversity.org/wiki/BIM-126-02-Data-Science-Linked-Open-Exhibition</w:t>
+        </w:r>
+      </w:hyperlink>
+      <w:r>
+        <w:t xml:space="preserve"> </w:t>
+      </w:r>
+      <w:r>
+        <w:t xml:space="preserve">(EN/DE).</w:t>
+      </w:r>
+    </w:p>
+    <w:bookmarkEnd w:id="15"/>
+    <w:bookmarkEnd w:id="16"/>
+    <w:bookmarkStart w:id="18" w:name="introduction"/>
     <w:p>
       <w:pPr>
         <w:pStyle w:val="Heading1"/>
@@ -194,8 +322,37 @@
         <w:t xml:space="preserve">Reproducible notebook execution on MyBinder.</w:t>
       </w:r>
     </w:p>
-    <w:bookmarkEnd w:id="11"/>
-    <w:bookmarkStart w:id="14" w:name="example-figure"/>
+    <w:bookmarkStart w:id="17" w:name="minimal-workflow"/>
+    <w:p>
+      <w:pPr>
+        <w:pStyle w:val="Heading2"/>
+      </w:pPr>
+      <w:r>
+        <w:t xml:space="preserve">Minimal workflow</w:t>
+      </w:r>
+    </w:p>
+    <w:p>
+      <w:pPr>
+        <w:pStyle w:val="SourceCode"/>
+      </w:pPr>
+      <w:r>
+        <w:rPr>
+          <w:rStyle w:val="VerbatimChar"/>
+        </w:rPr>
+        <w:t xml:space="preserve">Book (catalogue) --&gt; OCR --&gt; Wikidata --&gt; FAIR Dataset --&gt; Quarto publication --&gt; Repository deposit (Data, code, publication)</w:t>
+      </w:r>
+    </w:p>
+    <w:p>
+      <w:pPr>
+        <w:pStyle w:val="FirstParagraph"/>
+      </w:pPr>
+      <w:r>
+        <w:t xml:space="preserve">This is the minimal Linked Open Exhibition process: a source book is converted through OCR into a FAIR dataset, then structured data is published to Wikidata and rendered as a Quarto publication.</w:t>
+      </w:r>
+    </w:p>
+    <w:bookmarkEnd w:id="17"/>
+    <w:bookmarkEnd w:id="18"/>
+    <w:bookmarkStart w:id="21" w:name="example-figure"/>
     <w:p>
       <w:pPr>
         <w:pStyle w:val="Heading1"/>
@@ -220,7 +377,7 @@
           <w:numId w:val="1002"/>
         </w:numPr>
       </w:pPr>
-      <w:hyperlink r:id="rId12">
+      <w:hyperlink r:id="rId19">
         <w:r>
           <w:rPr>
             <w:rStyle w:val="Hyperlink"/>
@@ -237,7 +394,7 @@
           <w:numId w:val="1002"/>
         </w:numPr>
       </w:pPr>
-      <w:hyperlink r:id="rId13">
+      <w:hyperlink r:id="rId20">
         <w:r>
           <w:rPr>
             <w:rStyle w:val="Hyperlink"/>
@@ -260,8 +417,8 @@
         <w:t xml:space="preserve">downloaded by readers.</w:t>
       </w:r>
     </w:p>
-    <w:bookmarkEnd w:id="14"/>
-    <w:bookmarkStart w:id="15" w:name="data-stewardship"/>
+    <w:bookmarkEnd w:id="21"/>
+    <w:bookmarkStart w:id="22" w:name="data-stewardship"/>
     <w:p>
       <w:pPr>
         <w:pStyle w:val="Heading1"/>
@@ -302,8 +459,8 @@
         <w:t xml:space="preserve">.</w:t>
       </w:r>
     </w:p>
-    <w:bookmarkEnd w:id="15"/>
-    <w:bookmarkStart w:id="16" w:name="reproducibility-notes"/>
+    <w:bookmarkEnd w:id="22"/>
+    <w:bookmarkStart w:id="23" w:name="reproducibility-notes"/>
     <w:p>
       <w:pPr>
         <w:pStyle w:val="Heading1"/>
@@ -347,14 +504,14 @@
         <w:t xml:space="preserve">.</w:t>
       </w:r>
     </w:p>
-    <w:bookmarkEnd w:id="16"/>
-    <w:bookmarkStart w:id="21" w:name="licensing"/>
+    <w:bookmarkEnd w:id="23"/>
+    <w:bookmarkStart w:id="27" w:name="copyright-and-licensing"/>
     <w:p>
       <w:pPr>
         <w:pStyle w:val="Heading1"/>
       </w:pPr>
       <w:r>
-        <w:t xml:space="preserve">Licensing</w:t>
+        <w:t xml:space="preserve">Copyright and Licensing</w:t>
       </w:r>
     </w:p>
     <w:p>
@@ -379,7 +536,7 @@
       <w:r>
         <w:t xml:space="preserve"> </w:t>
       </w:r>
-      <w:hyperlink r:id="rId17">
+      <w:hyperlink r:id="rId24">
         <w:r>
           <w:rPr>
             <w:rStyle w:val="Hyperlink"/>
@@ -408,7 +565,7 @@
       <w:r>
         <w:t xml:space="preserve"> </w:t>
       </w:r>
-      <w:hyperlink r:id="rId18">
+      <w:hyperlink r:id="rId25">
         <w:r>
           <w:rPr>
             <w:rStyle w:val="Hyperlink"/>
@@ -425,7 +582,7 @@
       <w:r>
         <w:t xml:space="preserve"> </w:t>
       </w:r>
-      <w:hyperlink r:id="rId19">
+      <w:hyperlink r:id="rId26">
         <w:r>
           <w:rPr>
             <w:rStyle w:val="Hyperlink"/>
@@ -449,6 +606,16 @@
         <w:t xml:space="preserve">For research use, this project also recognises that text and data mining (TDM) may be permitted under the UK and German legal frameworks for scientific research, including UK copyright exceptions and the German research exception in § 60d UrhG. These provisions are jurisdiction-specific and do not replace a review of any third-party rights or source-specific conditions.</w:t>
       </w:r>
     </w:p>
+    <w:bookmarkEnd w:id="27"/>
+    <w:bookmarkStart w:id="31" w:name="references"/>
+    <w:p>
+      <w:pPr>
+        <w:pStyle w:val="Heading1"/>
+      </w:pPr>
+      <w:r>
+        <w:t xml:space="preserve">References</w:t>
+      </w:r>
+    </w:p>
     <w:p>
       <w:pPr>
         <w:pStyle w:val="FirstParagraph"/>
@@ -459,7 +626,7 @@
       <w:r>
         <w:t xml:space="preserve"> </w:t>
       </w:r>
-      <w:hyperlink r:id="rId20">
+      <w:hyperlink r:id="rId28">
         <w:r>
           <w:rPr>
             <w:rStyle w:val="Hyperlink"/>
@@ -471,18 +638,8 @@
         <w:t xml:space="preserve">.</w:t>
       </w:r>
     </w:p>
-    <w:bookmarkEnd w:id="21"/>
-    <w:bookmarkStart w:id="24" w:name="references"/>
-    <w:p>
-      <w:pPr>
-        <w:pStyle w:val="Heading1"/>
-      </w:pPr>
-      <w:r>
-        <w:t xml:space="preserve">References</w:t>
-      </w:r>
-    </w:p>
-    <w:bookmarkStart w:id="23" w:name="refs"/>
-    <w:bookmarkStart w:id="22" w:name="ref-wilkinson2016fair"/>
+    <w:bookmarkStart w:id="30" w:name="refs"/>
+    <w:bookmarkStart w:id="29" w:name="ref-wilkinson2016fair"/>
     <w:p>
       <w:pPr>
         <w:pStyle w:val="Bibliography"/>
@@ -516,9 +673,9 @@
         <w:t xml:space="preserve">3: 160018.</w:t>
       </w:r>
     </w:p>
-    <w:bookmarkEnd w:id="22"/>
-    <w:bookmarkEnd w:id="23"/>
-    <w:bookmarkEnd w:id="24"/>
+    <w:bookmarkEnd w:id="29"/>
+    <w:bookmarkEnd w:id="30"/>
+    <w:bookmarkEnd w:id="31"/>
     <w:sectPr>
       <w:footnotePr>
         <w:numRestart w:val="eachSect"/>

--- a/_manuscript/index.docx
+++ b/_manuscript/index.docx
@@ -242,7 +242,7 @@
     </w:p>
     <w:bookmarkEnd w:id="15"/>
     <w:bookmarkEnd w:id="16"/>
-    <w:bookmarkStart w:id="18" w:name="introduction"/>
+    <w:bookmarkStart w:id="21" w:name="introduction"/>
     <w:p>
       <w:pPr>
         <w:pStyle w:val="Heading1"/>
@@ -251,12 +251,97 @@
         <w:t xml:space="preserve">Introduction</w:t>
       </w:r>
     </w:p>
+    <w:bookmarkStart w:id="20" w:name="workflows"/>
+    <w:p>
+      <w:pPr>
+        <w:pStyle w:val="Heading2"/>
+      </w:pPr>
+      <w:r>
+        <w:t xml:space="preserve">Workflows</w:t>
+      </w:r>
+    </w:p>
     <w:p>
       <w:pPr>
         <w:pStyle w:val="FirstParagraph"/>
       </w:pPr>
       <w:r>
-        <w:t xml:space="preserve">This project is configured for:</w:t>
+        <w:t xml:space="preserve">Workflows can be from active curating project or retrospective documentation of past exhibitions.</w:t>
+      </w:r>
+    </w:p>
+    <w:bookmarkStart w:id="17" w:name="active-projects-woorkflow"/>
+    <w:p>
+      <w:pPr>
+        <w:pStyle w:val="Heading3"/>
+      </w:pPr>
+      <w:r>
+        <w:t xml:space="preserve">Active projects woorkflow</w:t>
+      </w:r>
+    </w:p>
+    <w:p>
+      <w:pPr>
+        <w:pStyle w:val="FirstParagraph"/>
+      </w:pPr>
+      <w:r>
+        <w:t xml:space="preserve">TBC</w:t>
+      </w:r>
+    </w:p>
+    <w:bookmarkEnd w:id="17"/>
+    <w:bookmarkStart w:id="19" w:name="retrospective-workflow"/>
+    <w:p>
+      <w:pPr>
+        <w:pStyle w:val="Heading3"/>
+      </w:pPr>
+      <w:r>
+        <w:t xml:space="preserve">Retrospective workflow</w:t>
+      </w:r>
+    </w:p>
+    <w:bookmarkStart w:id="18" w:name="ocr-workflow"/>
+    <w:p>
+      <w:pPr>
+        <w:pStyle w:val="Heading4"/>
+      </w:pPr>
+      <w:r>
+        <w:t xml:space="preserve">OCR Workflow</w:t>
+      </w:r>
+    </w:p>
+    <w:p>
+      <w:pPr>
+        <w:pStyle w:val="SourceCode"/>
+      </w:pPr>
+      <w:r>
+        <w:rPr>
+          <w:rStyle w:val="VerbatimChar"/>
+        </w:rPr>
+        <w:t xml:space="preserve">Book &gt; OCR &gt; Dataset &gt; Wikidata &gt; Publication &gt; Data deposit (PIDs)   </w:t>
+      </w:r>
+    </w:p>
+    <w:p>
+      <w:pPr>
+        <w:pStyle w:val="FirstParagraph"/>
+      </w:pPr>
+      <w:r>
+        <w:t xml:space="preserve">This is the minimal Linked Open Exhibition process: a source book is converted through OCR into a FAIR dataset, then structured data is published to Wikidata and rendered as a Quarto publication.</w:t>
+      </w:r>
+    </w:p>
+    <w:bookmarkEnd w:id="18"/>
+    <w:bookmarkEnd w:id="19"/>
+    <w:bookmarkEnd w:id="20"/>
+    <w:bookmarkEnd w:id="21"/>
+    <w:bookmarkStart w:id="24" w:name="example-notebooks"/>
+    <w:p>
+      <w:pPr>
+        <w:pStyle w:val="Heading1"/>
+      </w:pPr>
+      <w:r>
+        <w:t xml:space="preserve">Example Notebooks</w:t>
+      </w:r>
+    </w:p>
+    <w:p>
+      <w:pPr>
+        <w:pStyle w:val="FirstParagraph"/>
+      </w:pPr>
+      <w:r>
+        <w:t xml:space="preserve">The computational workflow is documented in the notebook set:</w:t>
       </w:r>
     </w:p>
     <w:p>
@@ -267,24 +352,14 @@
           <w:numId w:val="1001"/>
         </w:numPr>
       </w:pPr>
-      <w:r>
-        <w:t xml:space="preserve">Quarto manuscript authoring with</w:t>
-      </w:r>
-      <w:r>
-        <w:t xml:space="preserve"> </w:t>
-      </w:r>
-      <w:r>
-        <w:rPr>
-          <w:rStyle w:val="VerbatimChar"/>
-        </w:rPr>
-        <w:t xml:space="preserve">.qmd</w:t>
-      </w:r>
-      <w:r>
-        <w:t xml:space="preserve"> </w:t>
-      </w:r>
-      <w:r>
-        <w:t xml:space="preserve">files.</w:t>
-      </w:r>
+      <w:hyperlink r:id="rId22">
+        <w:r>
+          <w:rPr>
+            <w:rStyle w:val="Hyperlink"/>
+          </w:rPr>
+          <w:t xml:space="preserve">Exhibition data</w:t>
+        </w:r>
+      </w:hyperlink>
     </w:p>
     <w:p>
       <w:pPr>
@@ -294,52 +369,110 @@
           <w:numId w:val="1001"/>
         </w:numPr>
       </w:pPr>
-      <w:r>
-        <w:t xml:space="preserve">Jupyter notebooks included as project computations.</w:t>
-      </w:r>
-    </w:p>
-    <w:p>
-      <w:pPr>
-        <w:pStyle w:val="Compact"/>
-        <w:numPr>
-          <w:ilvl w:val="0"/>
-          <w:numId w:val="1001"/>
-        </w:numPr>
-      </w:pPr>
-      <w:r>
-        <w:t xml:space="preserve">Publishing to GitHub Pages.</w:t>
-      </w:r>
-    </w:p>
-    <w:p>
-      <w:pPr>
-        <w:pStyle w:val="Compact"/>
-        <w:numPr>
-          <w:ilvl w:val="0"/>
-          <w:numId w:val="1001"/>
-        </w:numPr>
-      </w:pPr>
-      <w:r>
-        <w:t xml:space="preserve">Reproducible notebook execution on MyBinder.</w:t>
-      </w:r>
-    </w:p>
-    <w:bookmarkStart w:id="17" w:name="minimal-workflow"/>
-    <w:p>
-      <w:pPr>
-        <w:pStyle w:val="Heading2"/>
-      </w:pPr>
-      <w:r>
-        <w:t xml:space="preserve">Minimal workflow</w:t>
-      </w:r>
-    </w:p>
-    <w:p>
-      <w:pPr>
-        <w:pStyle w:val="SourceCode"/>
-      </w:pPr>
+      <w:hyperlink r:id="rId23">
+        <w:r>
+          <w:rPr>
+            <w:rStyle w:val="Hyperlink"/>
+          </w:rPr>
+          <w:t xml:space="preserve">Artwork data</w:t>
+        </w:r>
+      </w:hyperlink>
+    </w:p>
+    <w:bookmarkEnd w:id="24"/>
+    <w:bookmarkStart w:id="25" w:name="data-stewardship"/>
+    <w:p>
+      <w:pPr>
+        <w:pStyle w:val="Heading1"/>
+      </w:pPr>
+      <w:r>
+        <w:t xml:space="preserve">Data Stewardship</w:t>
+      </w:r>
+    </w:p>
+    <w:p>
+      <w:pPr>
+        <w:pStyle w:val="FirstParagraph"/>
+      </w:pPr>
+      <w:r>
+        <w:t xml:space="preserve">This starter project follows reproducibility-oriented practices aligned with FAIR</w:t>
+      </w:r>
+      <w:r>
+        <w:t xml:space="preserve"> </w:t>
+      </w:r>
+      <w:r>
+        <w:t xml:space="preserve">principles</w:t>
+      </w:r>
+      <w:r>
+        <w:t xml:space="preserve"> </w:t>
+      </w:r>
+      <w:r>
+        <w:t xml:space="preserve">(</w:t>
+      </w:r>
+      <w:r>
+        <w:t xml:space="preserve">Wilkinson et al.</w:t>
+      </w:r>
+      <w:r>
+        <w:t xml:space="preserve"> </w:t>
+      </w:r>
+      <w:r>
+        <w:t xml:space="preserve">2016)</w:t>
+      </w:r>
+      <w:r>
+        <w:t xml:space="preserve">.</w:t>
+      </w:r>
+    </w:p>
+    <w:bookmarkEnd w:id="25"/>
+    <w:bookmarkStart w:id="26" w:name="reproducibility-notes"/>
+    <w:p>
+      <w:pPr>
+        <w:pStyle w:val="Heading1"/>
+      </w:pPr>
+      <w:r>
+        <w:t xml:space="preserve">Reproducibility Notes</w:t>
+      </w:r>
+    </w:p>
+    <w:p>
+      <w:pPr>
+        <w:pStyle w:val="FirstParagraph"/>
+      </w:pPr>
+      <w:r>
+        <w:t xml:space="preserve">Package dependencies are pinned in</w:t>
+      </w:r>
+      <w:r>
+        <w:t xml:space="preserve"> </w:t>
+      </w:r>
       <w:r>
         <w:rPr>
           <w:rStyle w:val="VerbatimChar"/>
         </w:rPr>
-        <w:t xml:space="preserve">Book (catalogue) --&gt; OCR --&gt; Wikidata --&gt; FAIR Dataset --&gt; Quarto publication --&gt; Repository deposit (Data, code, publication)</w:t>
+        <w:t xml:space="preserve">requirements.txt</w:t>
+      </w:r>
+      <w:r>
+        <w:t xml:space="preserve"> </w:t>
+      </w:r>
+      <w:r>
+        <w:t xml:space="preserve">and Python runtime is pinned in</w:t>
+      </w:r>
+      <w:r>
+        <w:t xml:space="preserve"> </w:t>
+      </w:r>
+      <w:r>
+        <w:rPr>
+          <w:rStyle w:val="VerbatimChar"/>
+        </w:rPr>
+        <w:t xml:space="preserve">runtime.txt</w:t>
+      </w:r>
+      <w:r>
+        <w:t xml:space="preserve">.</w:t>
+      </w:r>
+    </w:p>
+    <w:bookmarkEnd w:id="26"/>
+    <w:bookmarkStart w:id="30" w:name="copyright-and-licensing"/>
+    <w:p>
+      <w:pPr>
+        <w:pStyle w:val="Heading1"/>
+      </w:pPr>
+      <w:r>
+        <w:t xml:space="preserve">Copyright and Licensing</w:t>
       </w:r>
     </w:p>
     <w:p>
@@ -347,26 +480,15 @@
         <w:pStyle w:val="FirstParagraph"/>
       </w:pPr>
       <w:r>
-        <w:t xml:space="preserve">This is the minimal Linked Open Exhibition process: a source book is converted through OCR into a FAIR dataset, then structured data is published to Wikidata and rendered as a Quarto publication.</w:t>
-      </w:r>
-    </w:p>
-    <w:bookmarkEnd w:id="17"/>
-    <w:bookmarkEnd w:id="18"/>
-    <w:bookmarkStart w:id="21" w:name="example-figure"/>
-    <w:p>
-      <w:pPr>
-        <w:pStyle w:val="Heading1"/>
-      </w:pPr>
-      <w:r>
-        <w:t xml:space="preserve">Example Figure</w:t>
-      </w:r>
-    </w:p>
-    <w:p>
-      <w:pPr>
-        <w:pStyle w:val="FirstParagraph"/>
-      </w:pPr>
-      <w:r>
-        <w:t xml:space="preserve">The computational workflow is documented in the notebook set:</w:t>
+        <w:t xml:space="preserve">All materials here are open-licenced unless otherwise stated and follow FAIR Data principles and follow UNESCO Open Science recommendations.</w:t>
+      </w:r>
+    </w:p>
+    <w:p>
+      <w:pPr>
+        <w:pStyle w:val="BodyText"/>
+      </w:pPr>
+      <w:r>
+        <w:t xml:space="preserve">The project combines several licensing arrangements.</w:t>
       </w:r>
     </w:p>
     <w:p>
@@ -377,166 +499,13 @@
           <w:numId w:val="1002"/>
         </w:numPr>
       </w:pPr>
-      <w:hyperlink r:id="rId19">
-        <w:r>
-          <w:rPr>
-            <w:rStyle w:val="Hyperlink"/>
-          </w:rPr>
-          <w:t xml:space="preserve">Exhibition Data</w:t>
-        </w:r>
-      </w:hyperlink>
-    </w:p>
-    <w:p>
-      <w:pPr>
-        <w:pStyle w:val="Compact"/>
-        <w:numPr>
-          <w:ilvl w:val="0"/>
-          <w:numId w:val="1002"/>
-        </w:numPr>
-      </w:pPr>
-      <w:hyperlink r:id="rId20">
-        <w:r>
-          <w:rPr>
-            <w:rStyle w:val="Hyperlink"/>
-          </w:rPr>
-          <w:t xml:space="preserve">Artworks</w:t>
-        </w:r>
-      </w:hyperlink>
-    </w:p>
-    <w:p>
-      <w:pPr>
-        <w:pStyle w:val="FirstParagraph"/>
-      </w:pPr>
-      <w:r>
-        <w:t xml:space="preserve">These notebooks are discoverable from the manuscript website and can be</w:t>
-      </w:r>
-      <w:r>
-        <w:t xml:space="preserve"> </w:t>
-      </w:r>
-      <w:r>
-        <w:t xml:space="preserve">downloaded by readers.</w:t>
-      </w:r>
-    </w:p>
-    <w:bookmarkEnd w:id="21"/>
-    <w:bookmarkStart w:id="22" w:name="data-stewardship"/>
-    <w:p>
-      <w:pPr>
-        <w:pStyle w:val="Heading1"/>
-      </w:pPr>
-      <w:r>
-        <w:t xml:space="preserve">Data Stewardship</w:t>
-      </w:r>
-    </w:p>
-    <w:p>
-      <w:pPr>
-        <w:pStyle w:val="FirstParagraph"/>
-      </w:pPr>
-      <w:r>
-        <w:t xml:space="preserve">This starter project follows reproducibility-oriented practices aligned with FAIR</w:t>
-      </w:r>
-      <w:r>
-        <w:t xml:space="preserve"> </w:t>
-      </w:r>
-      <w:r>
-        <w:t xml:space="preserve">principles</w:t>
-      </w:r>
-      <w:r>
-        <w:t xml:space="preserve"> </w:t>
-      </w:r>
-      <w:r>
-        <w:t xml:space="preserve">(</w:t>
-      </w:r>
-      <w:r>
-        <w:t xml:space="preserve">Wilkinson et al.</w:t>
-      </w:r>
-      <w:r>
-        <w:t xml:space="preserve"> </w:t>
-      </w:r>
-      <w:r>
-        <w:t xml:space="preserve">2016)</w:t>
-      </w:r>
-      <w:r>
-        <w:t xml:space="preserve">.</w:t>
-      </w:r>
-    </w:p>
-    <w:bookmarkEnd w:id="22"/>
-    <w:bookmarkStart w:id="23" w:name="reproducibility-notes"/>
-    <w:p>
-      <w:pPr>
-        <w:pStyle w:val="Heading1"/>
-      </w:pPr>
-      <w:r>
-        <w:t xml:space="preserve">Reproducibility Notes</w:t>
-      </w:r>
-    </w:p>
-    <w:p>
-      <w:pPr>
-        <w:pStyle w:val="FirstParagraph"/>
-      </w:pPr>
-      <w:r>
-        <w:t xml:space="preserve">Package dependencies are pinned in</w:t>
-      </w:r>
-      <w:r>
-        <w:t xml:space="preserve"> </w:t>
-      </w:r>
-      <w:r>
-        <w:rPr>
-          <w:rStyle w:val="VerbatimChar"/>
-        </w:rPr>
-        <w:t xml:space="preserve">requirements.txt</w:t>
-      </w:r>
-      <w:r>
-        <w:t xml:space="preserve"> </w:t>
-      </w:r>
-      <w:r>
-        <w:t xml:space="preserve">and Python runtime is pinned in</w:t>
-      </w:r>
-      <w:r>
-        <w:t xml:space="preserve"> </w:t>
-      </w:r>
-      <w:r>
-        <w:rPr>
-          <w:rStyle w:val="VerbatimChar"/>
-        </w:rPr>
-        <w:t xml:space="preserve">runtime.txt</w:t>
-      </w:r>
-      <w:r>
-        <w:t xml:space="preserve">.</w:t>
-      </w:r>
-    </w:p>
-    <w:bookmarkEnd w:id="23"/>
-    <w:bookmarkStart w:id="27" w:name="copyright-and-licensing"/>
-    <w:p>
-      <w:pPr>
-        <w:pStyle w:val="Heading1"/>
-      </w:pPr>
-      <w:r>
-        <w:t xml:space="preserve">Copyright and Licensing</w:t>
-      </w:r>
-    </w:p>
-    <w:p>
-      <w:pPr>
-        <w:pStyle w:val="FirstParagraph"/>
-      </w:pPr>
-      <w:r>
-        <w:t xml:space="preserve">The project combines several licensing arrangements.</w:t>
-      </w:r>
-    </w:p>
-    <w:p>
-      <w:pPr>
-        <w:pStyle w:val="Compact"/>
-        <w:numPr>
-          <w:ilvl w:val="0"/>
-          <w:numId w:val="1003"/>
-        </w:numPr>
-      </w:pPr>
       <w:r>
         <w:t xml:space="preserve">The software, notebooks, and Quarto source are covered by the repository’s existing</w:t>
       </w:r>
       <w:r>
         <w:t xml:space="preserve"> </w:t>
       </w:r>
-      <w:hyperlink r:id="rId24">
+      <w:hyperlink r:id="rId27">
         <w:r>
           <w:rPr>
             <w:rStyle w:val="Hyperlink"/>
@@ -556,7 +525,7 @@
         <w:pStyle w:val="Compact"/>
         <w:numPr>
           <w:ilvl w:val="0"/>
-          <w:numId w:val="1003"/>
+          <w:numId w:val="1002"/>
         </w:numPr>
       </w:pPr>
       <w:r>
@@ -565,7 +534,7 @@
       <w:r>
         <w:t xml:space="preserve"> </w:t>
       </w:r>
-      <w:hyperlink r:id="rId25">
+      <w:hyperlink r:id="rId28">
         <w:r>
           <w:rPr>
             <w:rStyle w:val="Hyperlink"/>
@@ -582,7 +551,7 @@
       <w:r>
         <w:t xml:space="preserve"> </w:t>
       </w:r>
-      <w:hyperlink r:id="rId26">
+      <w:hyperlink r:id="rId29">
         <w:r>
           <w:rPr>
             <w:rStyle w:val="Hyperlink"/>
@@ -599,15 +568,86 @@
         <w:pStyle w:val="Compact"/>
         <w:numPr>
           <w:ilvl w:val="0"/>
+          <w:numId w:val="1002"/>
+        </w:numPr>
+      </w:pPr>
+      <w:r>
+        <w:t xml:space="preserve">For research use, this project also recognises that text and data mining (TDM) may be permitted under the UK and German legal frameworks for scientific research, including UK copyright exceptions and the German research exception in § 60d UrhG. These provisions are jurisdiction-specific and do not replace a review of any third-party rights or source-specific conditions.</w:t>
+      </w:r>
+    </w:p>
+    <w:p>
+      <w:pPr>
+        <w:pStyle w:val="FirstParagraph"/>
+      </w:pPr>
+      <w:r>
+        <w:t xml:space="preserve">This project is configured for:</w:t>
+      </w:r>
+    </w:p>
+    <w:p>
+      <w:pPr>
+        <w:pStyle w:val="Compact"/>
+        <w:numPr>
+          <w:ilvl w:val="0"/>
           <w:numId w:val="1003"/>
         </w:numPr>
       </w:pPr>
       <w:r>
-        <w:t xml:space="preserve">For research use, this project also recognises that text and data mining (TDM) may be permitted under the UK and German legal frameworks for scientific research, including UK copyright exceptions and the German research exception in § 60d UrhG. These provisions are jurisdiction-specific and do not replace a review of any third-party rights or source-specific conditions.</w:t>
-      </w:r>
-    </w:p>
-    <w:bookmarkEnd w:id="27"/>
-    <w:bookmarkStart w:id="31" w:name="references"/>
+        <w:t xml:space="preserve">Quarto manuscript authoring with</w:t>
+      </w:r>
+      <w:r>
+        <w:t xml:space="preserve"> </w:t>
+      </w:r>
+      <w:r>
+        <w:rPr>
+          <w:rStyle w:val="VerbatimChar"/>
+        </w:rPr>
+        <w:t xml:space="preserve">.qmd</w:t>
+      </w:r>
+      <w:r>
+        <w:t xml:space="preserve"> </w:t>
+      </w:r>
+      <w:r>
+        <w:t xml:space="preserve">files.</w:t>
+      </w:r>
+    </w:p>
+    <w:p>
+      <w:pPr>
+        <w:pStyle w:val="Compact"/>
+        <w:numPr>
+          <w:ilvl w:val="0"/>
+          <w:numId w:val="1003"/>
+        </w:numPr>
+      </w:pPr>
+      <w:r>
+        <w:t xml:space="preserve">Jupyter notebooks included as project computations.</w:t>
+      </w:r>
+    </w:p>
+    <w:p>
+      <w:pPr>
+        <w:pStyle w:val="Compact"/>
+        <w:numPr>
+          <w:ilvl w:val="0"/>
+          <w:numId w:val="1003"/>
+        </w:numPr>
+      </w:pPr>
+      <w:r>
+        <w:t xml:space="preserve">Publishing to GitHub Pages.</w:t>
+      </w:r>
+    </w:p>
+    <w:p>
+      <w:pPr>
+        <w:pStyle w:val="Compact"/>
+        <w:numPr>
+          <w:ilvl w:val="0"/>
+          <w:numId w:val="1003"/>
+        </w:numPr>
+      </w:pPr>
+      <w:r>
+        <w:t xml:space="preserve">Reproducible notebook execution on MyBinder.</w:t>
+      </w:r>
+    </w:p>
+    <w:bookmarkEnd w:id="30"/>
+    <w:bookmarkStart w:id="34" w:name="references"/>
     <w:p>
       <w:pPr>
         <w:pStyle w:val="Heading1"/>
@@ -626,7 +666,7 @@
       <w:r>
         <w:t xml:space="preserve"> </w:t>
       </w:r>
-      <w:hyperlink r:id="rId28">
+      <w:hyperlink r:id="rId31">
         <w:r>
           <w:rPr>
             <w:rStyle w:val="Hyperlink"/>
@@ -638,8 +678,8 @@
         <w:t xml:space="preserve">.</w:t>
       </w:r>
     </w:p>
-    <w:bookmarkStart w:id="30" w:name="refs"/>
-    <w:bookmarkStart w:id="29" w:name="ref-wilkinson2016fair"/>
+    <w:bookmarkStart w:id="33" w:name="refs"/>
+    <w:bookmarkStart w:id="32" w:name="ref-wilkinson2016fair"/>
     <w:p>
       <w:pPr>
         <w:pStyle w:val="Bibliography"/>
@@ -673,9 +713,9 @@
         <w:t xml:space="preserve">3: 160018.</w:t>
       </w:r>
     </w:p>
-    <w:bookmarkEnd w:id="29"/>
-    <w:bookmarkEnd w:id="30"/>
-    <w:bookmarkEnd w:id="31"/>
+    <w:bookmarkEnd w:id="32"/>
+    <w:bookmarkEnd w:id="33"/>
+    <w:bookmarkEnd w:id="34"/>
     <w:sectPr>
       <w:footnotePr>
         <w:numRestart w:val="eachSect"/>

--- a/_manuscript/index.docx
+++ b/_manuscript/index.docx
@@ -50,7 +50,7 @@
         <w:t xml:space="preserve">Catalogue of works by the artists John Baldessari shown in an art exhibition at the Sprengel Museum Hannover 26.9.1999 - 2.1.2000. The purpose of the prototype is to demonstrate how to catalogue artworks in an exhibition as Linked Open Data on Wikidata. In this instance an OCR scan is transfered to Wikidata and then ouput as a computationally reproducible Quarto publication.</w:t>
       </w:r>
     </w:p>
-    <w:bookmarkStart w:id="16" w:name="about-the-original-exhibition"/>
+    <w:bookmarkStart w:id="12" w:name="about-the-original-exhibition"/>
     <w:p>
       <w:pPr>
         <w:pStyle w:val="Heading1"/>
@@ -64,6 +64,69 @@
         <w:pStyle w:val="FirstParagraph"/>
       </w:pPr>
       <w:r>
+        <w:t xml:space="preserve">Exhibition title:</w:t>
+      </w:r>
+      <w:r>
+        <w:t xml:space="preserve"> </w:t>
+      </w:r>
+      <w:r>
+        <w:t xml:space="preserve">‘while something is happening here, something else is happening there ; works 1988 - 1999’</w:t>
+      </w:r>
+      <w:r>
+        <w:t xml:space="preserve"> </w:t>
+      </w:r>
+      <w:r>
+        <w:t xml:space="preserve">; Spectrum - Internationaler Preis für Fotografie der Stiftung Niedersachsen</w:t>
+      </w:r>
+    </w:p>
+    <w:p>
+      <w:pPr>
+        <w:pStyle w:val="BodyText"/>
+      </w:pPr>
+      <w:r>
+        <w:t xml:space="preserve">Location:</w:t>
+      </w:r>
+    </w:p>
+    <w:p>
+      <w:pPr>
+        <w:pStyle w:val="BodyText"/>
+      </w:pPr>
+      <w:r>
+        <w:t xml:space="preserve">Sprengel-Museum Hannover, 26.9.1999 - 2.1.2000.</w:t>
+      </w:r>
+    </w:p>
+    <w:p>
+      <w:pPr>
+        <w:pStyle w:val="BodyText"/>
+      </w:pPr>
+      <w:r>
+        <w:t xml:space="preserve">Staatliche Kunstsammlungen Dresden, Gemäldegalerie Neue Meister, 15.1. - 2.4.2000.</w:t>
+      </w:r>
+    </w:p>
+    <w:p>
+      <w:pPr>
+        <w:pStyle w:val="BodyText"/>
+      </w:pPr>
+      <w:r>
+        <w:t xml:space="preserve">Sprengel Museum website:</w:t>
+      </w:r>
+      <w:r>
+        <w:t xml:space="preserve"> </w:t>
+      </w:r>
+      <w:hyperlink r:id="rId9">
+        <w:r>
+          <w:rPr>
+            <w:rStyle w:val="Hyperlink"/>
+          </w:rPr>
+          <w:t xml:space="preserve">https://www.sprengel-museum.de/ausstellungen/archiv</w:t>
+        </w:r>
+      </w:hyperlink>
+    </w:p>
+    <w:p>
+      <w:pPr>
+        <w:pStyle w:val="BodyText"/>
+      </w:pPr>
+      <w:r>
         <w:t xml:space="preserve">The sum of what is currently publicly available about the artworks in the exhibition.</w:t>
       </w:r>
     </w:p>
@@ -72,7 +135,7 @@
         <w:pStyle w:val="BodyText"/>
       </w:pPr>
       <w:r>
-        <w:t xml:space="preserve">Sourced from OCR-processed exhibition catalogue held by HsH Library. DNB record https://d-nb.info/957409494 | ISBN 3-88375-396-3.</w:t>
+        <w:t xml:space="preserve">Sourced from OCR-processed exhibition catalogue held by HsH Library.</w:t>
       </w:r>
     </w:p>
     <w:p>
@@ -85,7 +148,7 @@
       <w:r>
         <w:t xml:space="preserve"> </w:t>
       </w:r>
-      <w:hyperlink r:id="rId9">
+      <w:hyperlink r:id="rId10">
         <w:r>
           <w:rPr>
             <w:rStyle w:val="Hyperlink"/>
@@ -102,7 +165,7 @@
       <w:r>
         <w:t xml:space="preserve"> </w:t>
       </w:r>
-      <w:hyperlink r:id="rId10">
+      <w:hyperlink r:id="rId11">
         <w:r>
           <w:rPr>
             <w:rStyle w:val="Hyperlink"/>
@@ -114,60 +177,144 @@
         <w:t xml:space="preserve">.</w:t>
       </w:r>
     </w:p>
-    <w:p>
-      <w:pPr>
-        <w:pStyle w:val="BodyText"/>
-      </w:pPr>
-      <w:r>
-        <w:t xml:space="preserve">Exhibition title:</w:t>
-      </w:r>
-      <w:r>
-        <w:t xml:space="preserve"> </w:t>
-      </w:r>
-      <w:r>
-        <w:t xml:space="preserve">‘while something is happening here, something else is happening there ; works 1988 - 1999’</w:t>
-      </w:r>
-      <w:r>
-        <w:t xml:space="preserve"> </w:t>
-      </w:r>
-      <w:r>
-        <w:t xml:space="preserve">; Spectrum - Internationaler Preis für Fotografie der Stiftung Niedersachsen</w:t>
-      </w:r>
-    </w:p>
-    <w:p>
-      <w:pPr>
-        <w:pStyle w:val="BodyText"/>
-      </w:pPr>
-      <w:r>
-        <w:t xml:space="preserve">Location: Sprengel-Museum Hannover, 26.9.1999 - 2.1.2000</w:t>
-      </w:r>
-      <w:r>
-        <w:t xml:space="preserve"> </w:t>
-      </w:r>
-      <w:r>
-        <w:t xml:space="preserve">Staatliche Kunstsammlungen Dresden, Gemäldegalerie Neue Meister, 15.1. - 2.4.2000.</w:t>
-      </w:r>
-    </w:p>
-    <w:p>
-      <w:pPr>
-        <w:pStyle w:val="BodyText"/>
-      </w:pPr>
-      <w:r>
-        <w:t xml:space="preserve">Sprengel Museum website:</w:t>
-      </w:r>
-      <w:r>
-        <w:t xml:space="preserve"> </w:t>
-      </w:r>
-      <w:hyperlink r:id="rId11">
+    <w:bookmarkEnd w:id="12"/>
+    <w:bookmarkStart w:id="17" w:name="introduction"/>
+    <w:p>
+      <w:pPr>
+        <w:pStyle w:val="Heading1"/>
+      </w:pPr>
+      <w:r>
+        <w:t xml:space="preserve">Introduction</w:t>
+      </w:r>
+    </w:p>
+    <w:bookmarkStart w:id="16" w:name="workflows"/>
+    <w:p>
+      <w:pPr>
+        <w:pStyle w:val="Heading2"/>
+      </w:pPr>
+      <w:r>
+        <w:t xml:space="preserve">Workflows</w:t>
+      </w:r>
+    </w:p>
+    <w:p>
+      <w:pPr>
+        <w:pStyle w:val="FirstParagraph"/>
+      </w:pPr>
+      <w:r>
+        <w:t xml:space="preserve">Workflows can be from active curating project or retrospective documentation of past exhibitions.</w:t>
+      </w:r>
+    </w:p>
+    <w:bookmarkStart w:id="13" w:name="active-projects-woorkflow"/>
+    <w:p>
+      <w:pPr>
+        <w:pStyle w:val="Heading3"/>
+      </w:pPr>
+      <w:r>
+        <w:t xml:space="preserve">Active projects woorkflow</w:t>
+      </w:r>
+    </w:p>
+    <w:p>
+      <w:pPr>
+        <w:pStyle w:val="FirstParagraph"/>
+      </w:pPr>
+      <w:r>
+        <w:t xml:space="preserve">TBC</w:t>
+      </w:r>
+    </w:p>
+    <w:bookmarkEnd w:id="13"/>
+    <w:bookmarkStart w:id="15" w:name="retrospective-workflow"/>
+    <w:p>
+      <w:pPr>
+        <w:pStyle w:val="Heading3"/>
+      </w:pPr>
+      <w:r>
+        <w:t xml:space="preserve">Retrospective workflow</w:t>
+      </w:r>
+    </w:p>
+    <w:bookmarkStart w:id="14" w:name="ocr-workflow"/>
+    <w:p>
+      <w:pPr>
+        <w:pStyle w:val="Heading4"/>
+      </w:pPr>
+      <w:r>
+        <w:t xml:space="preserve">OCR Workflow</w:t>
+      </w:r>
+    </w:p>
+    <w:p>
+      <w:pPr>
+        <w:pStyle w:val="SourceCode"/>
+      </w:pPr>
+      <w:r>
+        <w:rPr>
+          <w:rStyle w:val="VerbatimChar"/>
+        </w:rPr>
+        <w:t xml:space="preserve">Book &gt; OCR &gt; Dataset &gt; Wikidata &gt; Publication &gt; Data deposit (PIDs)   </w:t>
+      </w:r>
+    </w:p>
+    <w:p>
+      <w:pPr>
+        <w:pStyle w:val="FirstParagraph"/>
+      </w:pPr>
+      <w:r>
+        <w:t xml:space="preserve">This is the minimal Linked Open Exhibition process: a source book is converted through OCR into a FAIR dataset, then structured data is published to Wikidata and rendered as a Quarto publication.</w:t>
+      </w:r>
+    </w:p>
+    <w:bookmarkEnd w:id="14"/>
+    <w:bookmarkEnd w:id="15"/>
+    <w:bookmarkEnd w:id="16"/>
+    <w:bookmarkEnd w:id="17"/>
+    <w:bookmarkStart w:id="24" w:name="example-notebooks"/>
+    <w:p>
+      <w:pPr>
+        <w:pStyle w:val="Heading1"/>
+      </w:pPr>
+      <w:r>
+        <w:t xml:space="preserve">Example Notebooks</w:t>
+      </w:r>
+    </w:p>
+    <w:p>
+      <w:pPr>
+        <w:pStyle w:val="FirstParagraph"/>
+      </w:pPr>
+      <w:r>
+        <w:t xml:space="preserve">The computational workflow is documented in the notebook set:</w:t>
+      </w:r>
+    </w:p>
+    <w:p>
+      <w:pPr>
+        <w:pStyle w:val="Compact"/>
+        <w:numPr>
+          <w:ilvl w:val="0"/>
+          <w:numId w:val="1001"/>
+        </w:numPr>
+      </w:pPr>
+      <w:hyperlink r:id="rId18">
         <w:r>
           <w:rPr>
             <w:rStyle w:val="Hyperlink"/>
           </w:rPr>
-          <w:t xml:space="preserve">https://www.sprengel-museum.de/ausstellungen/archiv</w:t>
+          <w:t xml:space="preserve">Exhibition data</w:t>
         </w:r>
       </w:hyperlink>
     </w:p>
-    <w:bookmarkStart w:id="15" w:name="the-prototype"/>
+    <w:p>
+      <w:pPr>
+        <w:pStyle w:val="Compact"/>
+        <w:numPr>
+          <w:ilvl w:val="0"/>
+          <w:numId w:val="1001"/>
+        </w:numPr>
+      </w:pPr>
+      <w:hyperlink r:id="rId19">
+        <w:r>
+          <w:rPr>
+            <w:rStyle w:val="Hyperlink"/>
+          </w:rPr>
+          <w:t xml:space="preserve">Artwork data</w:t>
+        </w:r>
+      </w:hyperlink>
+    </w:p>
+    <w:bookmarkStart w:id="23" w:name="the-prototype"/>
     <w:p>
       <w:pPr>
         <w:pStyle w:val="Heading2"/>
@@ -194,7 +341,7 @@
       <w:r>
         <w:t xml:space="preserve"> </w:t>
       </w:r>
-      <w:hyperlink r:id="rId12">
+      <w:hyperlink r:id="rId20">
         <w:r>
           <w:rPr>
             <w:rStyle w:val="Hyperlink"/>
@@ -208,7 +355,7 @@
       <w:r>
         <w:t xml:space="preserve"> </w:t>
       </w:r>
-      <w:hyperlink r:id="rId13">
+      <w:hyperlink r:id="rId21">
         <w:r>
           <w:rPr>
             <w:rStyle w:val="Hyperlink"/>
@@ -225,7 +372,7 @@
       <w:r>
         <w:t xml:space="preserve"> </w:t>
       </w:r>
-      <w:hyperlink r:id="rId14">
+      <w:hyperlink r:id="rId22">
         <w:r>
           <w:rPr>
             <w:rStyle w:val="Hyperlink"/>
@@ -240,144 +387,7 @@
         <w:t xml:space="preserve">(EN/DE).</w:t>
       </w:r>
     </w:p>
-    <w:bookmarkEnd w:id="15"/>
-    <w:bookmarkEnd w:id="16"/>
-    <w:bookmarkStart w:id="21" w:name="introduction"/>
-    <w:p>
-      <w:pPr>
-        <w:pStyle w:val="Heading1"/>
-      </w:pPr>
-      <w:r>
-        <w:t xml:space="preserve">Introduction</w:t>
-      </w:r>
-    </w:p>
-    <w:bookmarkStart w:id="20" w:name="workflows"/>
-    <w:p>
-      <w:pPr>
-        <w:pStyle w:val="Heading2"/>
-      </w:pPr>
-      <w:r>
-        <w:t xml:space="preserve">Workflows</w:t>
-      </w:r>
-    </w:p>
-    <w:p>
-      <w:pPr>
-        <w:pStyle w:val="FirstParagraph"/>
-      </w:pPr>
-      <w:r>
-        <w:t xml:space="preserve">Workflows can be from active curating project or retrospective documentation of past exhibitions.</w:t>
-      </w:r>
-    </w:p>
-    <w:bookmarkStart w:id="17" w:name="active-projects-woorkflow"/>
-    <w:p>
-      <w:pPr>
-        <w:pStyle w:val="Heading3"/>
-      </w:pPr>
-      <w:r>
-        <w:t xml:space="preserve">Active projects woorkflow</w:t>
-      </w:r>
-    </w:p>
-    <w:p>
-      <w:pPr>
-        <w:pStyle w:val="FirstParagraph"/>
-      </w:pPr>
-      <w:r>
-        <w:t xml:space="preserve">TBC</w:t>
-      </w:r>
-    </w:p>
-    <w:bookmarkEnd w:id="17"/>
-    <w:bookmarkStart w:id="19" w:name="retrospective-workflow"/>
-    <w:p>
-      <w:pPr>
-        <w:pStyle w:val="Heading3"/>
-      </w:pPr>
-      <w:r>
-        <w:t xml:space="preserve">Retrospective workflow</w:t>
-      </w:r>
-    </w:p>
-    <w:bookmarkStart w:id="18" w:name="ocr-workflow"/>
-    <w:p>
-      <w:pPr>
-        <w:pStyle w:val="Heading4"/>
-      </w:pPr>
-      <w:r>
-        <w:t xml:space="preserve">OCR Workflow</w:t>
-      </w:r>
-    </w:p>
-    <w:p>
-      <w:pPr>
-        <w:pStyle w:val="SourceCode"/>
-      </w:pPr>
-      <w:r>
-        <w:rPr>
-          <w:rStyle w:val="VerbatimChar"/>
-        </w:rPr>
-        <w:t xml:space="preserve">Book &gt; OCR &gt; Dataset &gt; Wikidata &gt; Publication &gt; Data deposit (PIDs)   </w:t>
-      </w:r>
-    </w:p>
-    <w:p>
-      <w:pPr>
-        <w:pStyle w:val="FirstParagraph"/>
-      </w:pPr>
-      <w:r>
-        <w:t xml:space="preserve">This is the minimal Linked Open Exhibition process: a source book is converted through OCR into a FAIR dataset, then structured data is published to Wikidata and rendered as a Quarto publication.</w:t>
-      </w:r>
-    </w:p>
-    <w:bookmarkEnd w:id="18"/>
-    <w:bookmarkEnd w:id="19"/>
-    <w:bookmarkEnd w:id="20"/>
-    <w:bookmarkEnd w:id="21"/>
-    <w:bookmarkStart w:id="24" w:name="example-notebooks"/>
-    <w:p>
-      <w:pPr>
-        <w:pStyle w:val="Heading1"/>
-      </w:pPr>
-      <w:r>
-        <w:t xml:space="preserve">Example Notebooks</w:t>
-      </w:r>
-    </w:p>
-    <w:p>
-      <w:pPr>
-        <w:pStyle w:val="FirstParagraph"/>
-      </w:pPr>
-      <w:r>
-        <w:t xml:space="preserve">The computational workflow is documented in the notebook set:</w:t>
-      </w:r>
-    </w:p>
-    <w:p>
-      <w:pPr>
-        <w:pStyle w:val="Compact"/>
-        <w:numPr>
-          <w:ilvl w:val="0"/>
-          <w:numId w:val="1001"/>
-        </w:numPr>
-      </w:pPr>
-      <w:hyperlink r:id="rId22">
-        <w:r>
-          <w:rPr>
-            <w:rStyle w:val="Hyperlink"/>
-          </w:rPr>
-          <w:t xml:space="preserve">Exhibition data</w:t>
-        </w:r>
-      </w:hyperlink>
-    </w:p>
-    <w:p>
-      <w:pPr>
-        <w:pStyle w:val="Compact"/>
-        <w:numPr>
-          <w:ilvl w:val="0"/>
-          <w:numId w:val="1001"/>
-        </w:numPr>
-      </w:pPr>
-      <w:hyperlink r:id="rId23">
-        <w:r>
-          <w:rPr>
-            <w:rStyle w:val="Hyperlink"/>
-          </w:rPr>
-          <w:t xml:space="preserve">Artwork data</w:t>
-        </w:r>
-      </w:hyperlink>
-    </w:p>
+    <w:bookmarkEnd w:id="23"/>
     <w:bookmarkEnd w:id="24"/>
     <w:bookmarkStart w:id="25" w:name="data-stewardship"/>
     <w:p>

--- a/_manuscript/index.docx
+++ b/_manuscript/index.docx
@@ -204,13 +204,13 @@
         <w:t xml:space="preserve">Workflows can be from active curating project or retrospective documentation of past exhibitions.</w:t>
       </w:r>
     </w:p>
-    <w:bookmarkStart w:id="13" w:name="active-projects-woorkflow"/>
+    <w:bookmarkStart w:id="13" w:name="active-projects-workflow"/>
     <w:p>
       <w:pPr>
         <w:pStyle w:val="Heading3"/>
       </w:pPr>
       <w:r>
-        <w:t xml:space="preserve">Active projects woorkflow</w:t>
+        <w:t xml:space="preserve">Active projects workflow</w:t>
       </w:r>
     </w:p>
     <w:p>
@@ -218,7 +218,7 @@
         <w:pStyle w:val="FirstParagraph"/>
       </w:pPr>
       <w:r>
-        <w:t xml:space="preserve">TBC</w:t>
+        <w:t xml:space="preserve">Enter data manually into Wikidata, see: Curators’ Guide</w:t>
       </w:r>
     </w:p>
     <w:bookmarkEnd w:id="13"/>

--- a/_manuscript/index.docx
+++ b/_manuscript/index.docx
@@ -31,7 +31,7 @@
         <w:pStyle w:val="Date"/>
       </w:pPr>
       <w:r>
-        <w:t xml:space="preserve">2026-10-17</w:t>
+        <w:t xml:space="preserve">2026-10-18</w:t>
       </w:r>
     </w:p>
     <w:p>
@@ -170,7 +170,7 @@
           <w:rPr>
             <w:rStyle w:val="Hyperlink"/>
           </w:rPr>
-          <w:t xml:space="preserve">3-88375-396-3</w:t>
+          <w:t xml:space="preserve">978-3-88375-396-6</w:t>
         </w:r>
       </w:hyperlink>
       <w:r>
@@ -490,7 +490,92 @@
         <w:pStyle w:val="FirstParagraph"/>
       </w:pPr>
       <w:r>
-        <w:t xml:space="preserve">All materials here are open-licenced unless otherwise stated and follow FAIR Data principles and follow UNESCO Open Science recommendations.</w:t>
+        <w:t xml:space="preserve">All materials here are open-licenced unless otherwise stated and follow FAIR Data principles and follow UNESCO Open Science recommendations</w:t>
+      </w:r>
+      <w:r>
+        <w:t xml:space="preserve"> </w:t>
+      </w:r>
+      <w:r>
+        <w:t xml:space="preserve">(UNESCO 2021)</w:t>
+      </w:r>
+      <w:r>
+        <w:t xml:space="preserve">.</w:t>
+      </w:r>
+    </w:p>
+    <w:p>
+      <w:pPr>
+        <w:pStyle w:val="BodyText"/>
+      </w:pPr>
+      <w:r>
+        <w:rPr>
+          <w:b/>
+          <w:bCs/>
+        </w:rPr>
+        <w:t xml:space="preserve">Source catalogue.</w:t>
+      </w:r>
+      <w:r>
+        <w:t xml:space="preserve"> </w:t>
+      </w:r>
+      <w:r>
+        <w:t xml:space="preserve">The exhibition data is extracted from the printed catalogue</w:t>
+      </w:r>
+      <w:r>
+        <w:t xml:space="preserve"> </w:t>
+      </w:r>
+      <w:r>
+        <w:rPr>
+          <w:i/>
+          <w:iCs/>
+        </w:rPr>
+        <w:t xml:space="preserve">Baldessari: while something is happening here, something else is happening there: works 1988–1999</w:t>
+      </w:r>
+      <w:r>
+        <w:t xml:space="preserve"> </w:t>
+      </w:r>
+      <w:r>
+        <w:t xml:space="preserve">(Köln: Verlag der Buchhandlung Walther König, 1999), ISBN</w:t>
+      </w:r>
+      <w:r>
+        <w:t xml:space="preserve"> </w:t>
+      </w:r>
+      <w:hyperlink r:id="rId11">
+        <w:r>
+          <w:rPr>
+            <w:rStyle w:val="Hyperlink"/>
+          </w:rPr>
+          <w:t xml:space="preserve">978-3-88375-396-6</w:t>
+        </w:r>
+      </w:hyperlink>
+      <w:r>
+        <w:t xml:space="preserve">, DNB record</w:t>
+      </w:r>
+      <w:r>
+        <w:t xml:space="preserve"> </w:t>
+      </w:r>
+      <w:hyperlink r:id="rId10">
+        <w:r>
+          <w:rPr>
+            <w:rStyle w:val="Hyperlink"/>
+          </w:rPr>
+          <w:t xml:space="preserve">https://d-nb.info/957409494</w:t>
+        </w:r>
+      </w:hyperlink>
+      <w:r>
+        <w:t xml:space="preserve">. Texts by Meg Cranston, Diedrich Diederichsen and Thomas Weski; published for the exhibition at the Sprengel Museum Hannover (26 September 1999 – 2 January 2000) and the Staatliche Kunstsammlungen Dresden, Gemäldegalerie Neue Meister (16 January – 2 April 2000). The catalogue, including its texts, photographs and reproductions of the artworks, remains protected by copyright held by the publisher, authors, artist and other rights holders. It is not republished here: only factual catalogue data (such as titles, dates, materials, dimensions and catalogue numbers) is extracted and released in the dataset, and no catalogue texts or images are reproduced. The bibliographic record is provided by the Deutsche Nationalbibliothek under</w:t>
+      </w:r>
+      <w:r>
+        <w:t xml:space="preserve"> </w:t>
+      </w:r>
+      <w:hyperlink r:id="rId27">
+        <w:r>
+          <w:rPr>
+            <w:rStyle w:val="Hyperlink"/>
+          </w:rPr>
+          <w:t xml:space="preserve">CC0 1.0</w:t>
+        </w:r>
+      </w:hyperlink>
+      <w:r>
+        <w:t xml:space="preserve">.</w:t>
       </w:r>
     </w:p>
     <w:p>
@@ -515,7 +600,7 @@
       <w:r>
         <w:t xml:space="preserve"> </w:t>
       </w:r>
-      <w:hyperlink r:id="rId27">
+      <w:hyperlink r:id="rId28">
         <w:r>
           <w:rPr>
             <w:rStyle w:val="Hyperlink"/>
@@ -544,7 +629,7 @@
       <w:r>
         <w:t xml:space="preserve"> </w:t>
       </w:r>
-      <w:hyperlink r:id="rId28">
+      <w:hyperlink r:id="rId27">
         <w:r>
           <w:rPr>
             <w:rStyle w:val="Hyperlink"/>
@@ -657,12 +742,81 @@
       </w:r>
     </w:p>
     <w:bookmarkEnd w:id="30"/>
-    <w:bookmarkStart w:id="34" w:name="references"/>
+    <w:bookmarkStart w:id="33" w:name="ai-llm-use"/>
     <w:p>
       <w:pPr>
         <w:pStyle w:val="Heading1"/>
       </w:pPr>
       <w:r>
+        <w:t xml:space="preserve">AI LLM use</w:t>
+      </w:r>
+    </w:p>
+    <w:p>
+      <w:pPr>
+        <w:pStyle w:val="FirstParagraph"/>
+      </w:pPr>
+      <w:r>
+        <w:t xml:space="preserve">This project may have utilized AI language models (LLMs) for tasks such as text generation, summarization, or data extraction. Any use of AI LLMs is supplementary and does not replace human authorship or verification of the content.</w:t>
+      </w:r>
+    </w:p>
+    <w:p>
+      <w:pPr>
+        <w:pStyle w:val="BodyText"/>
+      </w:pPr>
+      <w:r>
+        <w:t xml:space="preserve">GitHub Copilot in Visual Studio Code, using Anthropic Claude models (Claude Haiku 4.5 and Claude Sonnet 5.5), assisted with the data model documentation, Quarto and Python configuration, notebook set-up and drafting of text. The OCR notebook (</w:t>
+      </w:r>
+      <w:hyperlink r:id="rId31">
+        <w:r>
+          <w:rPr>
+            <w:rStyle w:val="Hyperlink"/>
+          </w:rPr>
+          <w:t xml:space="preserve">03-catalogue-ocr</w:t>
+        </w:r>
+      </w:hyperlink>
+      <w:r>
+        <w:t xml:space="preserve">) is based on AI LLM use for text extraction. All outputs were reviewed by the authors. See the</w:t>
+      </w:r>
+      <w:r>
+        <w:t xml:space="preserve"> </w:t>
+      </w:r>
+      <w:hyperlink r:id="rId32">
+        <w:r>
+          <w:rPr>
+            <w:rStyle w:val="Hyperlink"/>
+          </w:rPr>
+          <w:t xml:space="preserve">TIB AI policy</w:t>
+        </w:r>
+      </w:hyperlink>
+      <w:r>
+        <w:t xml:space="preserve">.</w:t>
+      </w:r>
+    </w:p>
+    <w:p>
+      <w:pPr>
+        <w:pStyle w:val="BodyText"/>
+      </w:pPr>
+      <w:r>
+        <w:t xml:space="preserve">The project is aiming to move to open-source and open weight LLM models.</w:t>
+      </w:r>
+    </w:p>
+    <w:bookmarkEnd w:id="33"/>
+    <w:bookmarkStart w:id="34" w:name="credits"/>
+    <w:p>
+      <w:pPr>
+        <w:pStyle w:val="Heading1"/>
+      </w:pPr>
+      <w:r>
+        <w:t xml:space="preserve">Credits</w:t>
+      </w:r>
+    </w:p>
+    <w:bookmarkEnd w:id="34"/>
+    <w:bookmarkStart w:id="40" w:name="references"/>
+    <w:p>
+      <w:pPr>
+        <w:pStyle w:val="Heading1"/>
+      </w:pPr>
+      <w:r>
         <w:t xml:space="preserve">References</w:t>
       </w:r>
     </w:p>
@@ -676,7 +830,7 @@
       <w:r>
         <w:t xml:space="preserve"> </w:t>
       </w:r>
-      <w:hyperlink r:id="rId31">
+      <w:hyperlink r:id="rId35">
         <w:r>
           <w:rPr>
             <w:rStyle w:val="Hyperlink"/>
@@ -688,8 +842,45 @@
         <w:t xml:space="preserve">.</w:t>
       </w:r>
     </w:p>
-    <w:bookmarkStart w:id="33" w:name="refs"/>
-    <w:bookmarkStart w:id="32" w:name="ref-wilkinson2016fair"/>
+    <w:bookmarkStart w:id="39" w:name="refs"/>
+    <w:bookmarkStart w:id="37" w:name="ref-unesco2021openscience"/>
+    <w:p>
+      <w:pPr>
+        <w:pStyle w:val="Bibliography"/>
+      </w:pPr>
+      <w:r>
+        <w:t xml:space="preserve">UNESCO. 2021.</w:t>
+      </w:r>
+      <w:r>
+        <w:t xml:space="preserve"> </w:t>
+      </w:r>
+      <w:r>
+        <w:rPr>
+          <w:i/>
+          <w:iCs/>
+        </w:rPr>
+        <w:t xml:space="preserve">UNESCO Recommendation on Open Science</w:t>
+      </w:r>
+      <w:r>
+        <w:t xml:space="preserve">. UNESCO.</w:t>
+      </w:r>
+      <w:r>
+        <w:t xml:space="preserve"> </w:t>
+      </w:r>
+      <w:hyperlink r:id="rId36">
+        <w:r>
+          <w:rPr>
+            <w:rStyle w:val="Hyperlink"/>
+          </w:rPr>
+          <w:t xml:space="preserve">https://doi.org/10.54677/MNMH8546</w:t>
+        </w:r>
+      </w:hyperlink>
+      <w:r>
+        <w:t xml:space="preserve">.</w:t>
+      </w:r>
+    </w:p>
+    <w:bookmarkEnd w:id="37"/>
+    <w:bookmarkStart w:id="38" w:name="ref-wilkinson2016fair"/>
     <w:p>
       <w:pPr>
         <w:pStyle w:val="Bibliography"/>
@@ -723,9 +914,9 @@
         <w:t xml:space="preserve">3: 160018.</w:t>
       </w:r>
     </w:p>
-    <w:bookmarkEnd w:id="32"/>
-    <w:bookmarkEnd w:id="33"/>
-    <w:bookmarkEnd w:id="34"/>
+    <w:bookmarkEnd w:id="38"/>
+    <w:bookmarkEnd w:id="39"/>
+    <w:bookmarkEnd w:id="40"/>
     <w:sectPr>
       <w:footnotePr>
         <w:numRestart w:val="eachSect"/>

--- a/_manuscript/index.docx
+++ b/_manuscript/index.docx
@@ -178,7 +178,7 @@
       </w:r>
     </w:p>
     <w:bookmarkEnd w:id="12"/>
-    <w:bookmarkStart w:id="17" w:name="introduction"/>
+    <w:bookmarkStart w:id="18" w:name="introduction"/>
     <w:p>
       <w:pPr>
         <w:pStyle w:val="Heading1"/>
@@ -187,7 +187,32 @@
         <w:t xml:space="preserve">Introduction</w:t>
       </w:r>
     </w:p>
-    <w:bookmarkStart w:id="16" w:name="workflows"/>
+    <w:p>
+      <w:pPr>
+        <w:pStyle w:val="FirstParagraph"/>
+      </w:pPr>
+      <w:r>
+        <w:t xml:space="preserve">See the</w:t>
+      </w:r>
+      <w:r>
+        <w:t xml:space="preserve"> </w:t>
+      </w:r>
+      <w:hyperlink r:id="rId13">
+        <w:r>
+          <w:rPr>
+            <w:rStyle w:val="Hyperlink"/>
+          </w:rPr>
+          <w:t xml:space="preserve">Curator’s Guide</w:t>
+        </w:r>
+      </w:hyperlink>
+      <w:r>
+        <w:t xml:space="preserve"> </w:t>
+      </w:r>
+      <w:r>
+        <w:t xml:space="preserve">for more information on how to document exhibitions.</w:t>
+      </w:r>
+    </w:p>
+    <w:bookmarkStart w:id="17" w:name="workflows"/>
     <w:p>
       <w:pPr>
         <w:pStyle w:val="Heading2"/>
@@ -204,7 +229,7 @@
         <w:t xml:space="preserve">Workflows can be from active curating project or retrospective documentation of past exhibitions.</w:t>
       </w:r>
     </w:p>
-    <w:bookmarkStart w:id="13" w:name="active-projects-workflow"/>
+    <w:bookmarkStart w:id="14" w:name="active-projects-workflow"/>
     <w:p>
       <w:pPr>
         <w:pStyle w:val="Heading3"/>
@@ -221,8 +246,8 @@
         <w:t xml:space="preserve">Enter data manually into Wikidata, see: Curators’ Guide</w:t>
       </w:r>
     </w:p>
-    <w:bookmarkEnd w:id="13"/>
-    <w:bookmarkStart w:id="15" w:name="retrospective-workflow"/>
+    <w:bookmarkEnd w:id="14"/>
+    <w:bookmarkStart w:id="16" w:name="retrospective-workflow"/>
     <w:p>
       <w:pPr>
         <w:pStyle w:val="Heading3"/>
@@ -231,7 +256,7 @@
         <w:t xml:space="preserve">Retrospective workflow</w:t>
       </w:r>
     </w:p>
-    <w:bookmarkStart w:id="14" w:name="ocr-workflow"/>
+    <w:bookmarkStart w:id="15" w:name="ocr-workflow"/>
     <w:p>
       <w:pPr>
         <w:pStyle w:val="Heading4"/>
@@ -248,7 +273,7 @@
         <w:rPr>
           <w:rStyle w:val="VerbatimChar"/>
         </w:rPr>
-        <w:t xml:space="preserve">Book &gt; OCR &gt; Dataset &gt; Wikidata &gt; Publication &gt; Data deposit (PIDs)   </w:t>
+        <w:t xml:space="preserve">Book &gt; OCR &gt; Dataset &gt; Wikidata &gt; Publication &gt; Deposit (Mint PIDs)   </w:t>
       </w:r>
     </w:p>
     <w:p>
@@ -259,11 +284,11 @@
         <w:t xml:space="preserve">This is the minimal Linked Open Exhibition process: a source book is converted through OCR into a FAIR dataset, then structured data is published to Wikidata and rendered as a Quarto publication.</w:t>
       </w:r>
     </w:p>
-    <w:bookmarkEnd w:id="14"/>
     <w:bookmarkEnd w:id="15"/>
     <w:bookmarkEnd w:id="16"/>
     <w:bookmarkEnd w:id="17"/>
-    <w:bookmarkStart w:id="24" w:name="example-notebooks"/>
+    <w:bookmarkEnd w:id="18"/>
+    <w:bookmarkStart w:id="27" w:name="example-notebooks"/>
     <w:p>
       <w:pPr>
         <w:pStyle w:val="Heading1"/>
@@ -277,7 +302,7 @@
         <w:pStyle w:val="FirstParagraph"/>
       </w:pPr>
       <w:r>
-        <w:t xml:space="preserve">The computational workflow is documented in the notebook set:</w:t>
+        <w:t xml:space="preserve">The computational publishing notebook set:</w:t>
       </w:r>
     </w:p>
     <w:p>
@@ -288,12 +313,12 @@
           <w:numId w:val="1001"/>
         </w:numPr>
       </w:pPr>
-      <w:hyperlink r:id="rId18">
-        <w:r>
-          <w:rPr>
-            <w:rStyle w:val="Hyperlink"/>
-          </w:rPr>
-          <w:t xml:space="preserve">Exhibition data</w:t>
+      <w:hyperlink r:id="rId19">
+        <w:r>
+          <w:rPr>
+            <w:rStyle w:val="Hyperlink"/>
+          </w:rPr>
+          <w:t xml:space="preserve">Catalogue OCR</w:t>
         </w:r>
       </w:hyperlink>
     </w:p>
@@ -305,7 +330,24 @@
           <w:numId w:val="1001"/>
         </w:numPr>
       </w:pPr>
-      <w:hyperlink r:id="rId19">
+      <w:hyperlink r:id="rId20">
+        <w:r>
+          <w:rPr>
+            <w:rStyle w:val="Hyperlink"/>
+          </w:rPr>
+          <w:t xml:space="preserve">Exhibition data</w:t>
+        </w:r>
+      </w:hyperlink>
+    </w:p>
+    <w:p>
+      <w:pPr>
+        <w:pStyle w:val="Compact"/>
+        <w:numPr>
+          <w:ilvl w:val="0"/>
+          <w:numId w:val="1001"/>
+        </w:numPr>
+      </w:pPr>
+      <w:hyperlink r:id="rId21">
         <w:r>
           <w:rPr>
             <w:rStyle w:val="Hyperlink"/>
@@ -314,7 +356,24 @@
         </w:r>
       </w:hyperlink>
     </w:p>
-    <w:bookmarkStart w:id="23" w:name="the-prototype"/>
+    <w:p>
+      <w:pPr>
+        <w:pStyle w:val="Compact"/>
+        <w:numPr>
+          <w:ilvl w:val="0"/>
+          <w:numId w:val="1001"/>
+        </w:numPr>
+      </w:pPr>
+      <w:hyperlink r:id="rId22">
+        <w:r>
+          <w:rPr>
+            <w:rStyle w:val="Hyperlink"/>
+          </w:rPr>
+          <w:t xml:space="preserve">Catalogue generation</w:t>
+        </w:r>
+      </w:hyperlink>
+    </w:p>
+    <w:bookmarkStart w:id="26" w:name="the-prototype"/>
     <w:p>
       <w:pPr>
         <w:pStyle w:val="Heading2"/>
@@ -341,7 +400,7 @@
       <w:r>
         <w:t xml:space="preserve"> </w:t>
       </w:r>
-      <w:hyperlink r:id="rId20">
+      <w:hyperlink r:id="rId23">
         <w:r>
           <w:rPr>
             <w:rStyle w:val="Hyperlink"/>
@@ -355,7 +414,7 @@
       <w:r>
         <w:t xml:space="preserve"> </w:t>
       </w:r>
-      <w:hyperlink r:id="rId21">
+      <w:hyperlink r:id="rId24">
         <w:r>
           <w:rPr>
             <w:rStyle w:val="Hyperlink"/>
@@ -372,7 +431,7 @@
       <w:r>
         <w:t xml:space="preserve"> </w:t>
       </w:r>
-      <w:hyperlink r:id="rId22">
+      <w:hyperlink r:id="rId25">
         <w:r>
           <w:rPr>
             <w:rStyle w:val="Hyperlink"/>
@@ -387,9 +446,9 @@
         <w:t xml:space="preserve">(EN/DE).</w:t>
       </w:r>
     </w:p>
-    <w:bookmarkEnd w:id="23"/>
-    <w:bookmarkEnd w:id="24"/>
-    <w:bookmarkStart w:id="25" w:name="data-stewardship"/>
+    <w:bookmarkEnd w:id="26"/>
+    <w:bookmarkEnd w:id="27"/>
+    <w:bookmarkStart w:id="28" w:name="data-stewardship"/>
     <w:p>
       <w:pPr>
         <w:pStyle w:val="Heading1"/>
@@ -430,8 +489,8 @@
         <w:t xml:space="preserve">.</w:t>
       </w:r>
     </w:p>
-    <w:bookmarkEnd w:id="25"/>
-    <w:bookmarkStart w:id="26" w:name="reproducibility-notes"/>
+    <w:bookmarkEnd w:id="28"/>
+    <w:bookmarkStart w:id="29" w:name="reproducibility-notes"/>
     <w:p>
       <w:pPr>
         <w:pStyle w:val="Heading1"/>
@@ -475,8 +534,8 @@
         <w:t xml:space="preserve">.</w:t>
       </w:r>
     </w:p>
-    <w:bookmarkEnd w:id="26"/>
-    <w:bookmarkStart w:id="30" w:name="copyright-and-licensing"/>
+    <w:bookmarkEnd w:id="29"/>
+    <w:bookmarkStart w:id="33" w:name="copyright-and-licensing"/>
     <w:p>
       <w:pPr>
         <w:pStyle w:val="Heading1"/>
@@ -566,7 +625,7 @@
       <w:r>
         <w:t xml:space="preserve"> </w:t>
       </w:r>
-      <w:hyperlink r:id="rId27">
+      <w:hyperlink r:id="rId30">
         <w:r>
           <w:rPr>
             <w:rStyle w:val="Hyperlink"/>
@@ -600,7 +659,7 @@
       <w:r>
         <w:t xml:space="preserve"> </w:t>
       </w:r>
-      <w:hyperlink r:id="rId28">
+      <w:hyperlink r:id="rId31">
         <w:r>
           <w:rPr>
             <w:rStyle w:val="Hyperlink"/>
@@ -629,7 +688,7 @@
       <w:r>
         <w:t xml:space="preserve"> </w:t>
       </w:r>
-      <w:hyperlink r:id="rId27">
+      <w:hyperlink r:id="rId30">
         <w:r>
           <w:rPr>
             <w:rStyle w:val="Hyperlink"/>
@@ -646,7 +705,7 @@
       <w:r>
         <w:t xml:space="preserve"> </w:t>
       </w:r>
-      <w:hyperlink r:id="rId29">
+      <w:hyperlink r:id="rId32">
         <w:r>
           <w:rPr>
             <w:rStyle w:val="Hyperlink"/>
@@ -741,8 +800,8 @@
         <w:t xml:space="preserve">Reproducible notebook execution on MyBinder.</w:t>
       </w:r>
     </w:p>
-    <w:bookmarkEnd w:id="30"/>
-    <w:bookmarkStart w:id="33" w:name="ai-llm-use"/>
+    <w:bookmarkEnd w:id="33"/>
+    <w:bookmarkStart w:id="35" w:name="ai-llm-use"/>
     <w:p>
       <w:pPr>
         <w:pStyle w:val="Heading1"/>
@@ -766,7 +825,7 @@
       <w:r>
         <w:t xml:space="preserve">GitHub Copilot in Visual Studio Code, using Anthropic Claude models (Claude Haiku 4.5 and Claude Sonnet 5.5), assisted with the data model documentation, Quarto and Python configuration, notebook set-up and drafting of text. The OCR notebook (</w:t>
       </w:r>
-      <w:hyperlink r:id="rId31">
+      <w:hyperlink r:id="rId19">
         <w:r>
           <w:rPr>
             <w:rStyle w:val="Hyperlink"/>
@@ -780,7 +839,7 @@
       <w:r>
         <w:t xml:space="preserve"> </w:t>
       </w:r>
-      <w:hyperlink r:id="rId32">
+      <w:hyperlink r:id="rId34">
         <w:r>
           <w:rPr>
             <w:rStyle w:val="Hyperlink"/>
@@ -800,18 +859,118 @@
         <w:t xml:space="preserve">The project is aiming to move to open-source and open weight LLM models.</w:t>
       </w:r>
     </w:p>
-    <w:bookmarkEnd w:id="33"/>
-    <w:bookmarkStart w:id="34" w:name="credits"/>
+    <w:bookmarkEnd w:id="35"/>
+    <w:bookmarkStart w:id="40" w:name="acknowledgements"/>
     <w:p>
       <w:pPr>
         <w:pStyle w:val="Heading1"/>
       </w:pPr>
       <w:r>
-        <w:t xml:space="preserve">Credits</w:t>
-      </w:r>
-    </w:p>
-    <w:bookmarkEnd w:id="34"/>
-    <w:bookmarkStart w:id="40" w:name="references"/>
+        <w:t xml:space="preserve">Acknowledgements</w:t>
+      </w:r>
+    </w:p>
+    <w:p>
+      <w:pPr>
+        <w:pStyle w:val="FirstParagraph"/>
+      </w:pPr>
+      <w:hyperlink r:id="rId23">
+        <w:r>
+          <w:rPr>
+            <w:rStyle w:val="Hyperlink"/>
+          </w:rPr>
+          <w:t xml:space="preserve">Linked Open Exhibitions</w:t>
+        </w:r>
+      </w:hyperlink>
+    </w:p>
+    <w:p>
+      <w:pPr>
+        <w:pStyle w:val="BodyText"/>
+      </w:pPr>
+      <w:r>
+        <w:t xml:space="preserve">A project made with the students of the Bachelor of Arts</w:t>
+      </w:r>
+      <w:r>
+        <w:t xml:space="preserve"> </w:t>
+      </w:r>
+      <w:hyperlink r:id="rId36">
+        <w:r>
+          <w:rPr>
+            <w:rStyle w:val="Hyperlink"/>
+          </w:rPr>
+          <w:t xml:space="preserve">Information Management (BIM)</w:t>
+        </w:r>
+      </w:hyperlink>
+      <w:r>
+        <w:t xml:space="preserve"> </w:t>
+      </w:r>
+      <w:r>
+        <w:t xml:space="preserve">of Hannover University of the Applied Science and Arts in partnership with</w:t>
+      </w:r>
+      <w:r>
+        <w:t xml:space="preserve"> </w:t>
+      </w:r>
+      <w:hyperlink r:id="rId37">
+        <w:r>
+          <w:rPr>
+            <w:rStyle w:val="Hyperlink"/>
+          </w:rPr>
+          <w:t xml:space="preserve">Computational Publishing Service</w:t>
+        </w:r>
+      </w:hyperlink>
+      <w:r>
+        <w:t xml:space="preserve"> </w:t>
+      </w:r>
+      <w:r>
+        <w:t xml:space="preserve">from the Open Science Lab,</w:t>
+      </w:r>
+      <w:r>
+        <w:t xml:space="preserve"> </w:t>
+      </w:r>
+      <w:hyperlink r:id="rId38">
+        <w:r>
+          <w:rPr>
+            <w:rStyle w:val="Hyperlink"/>
+          </w:rPr>
+          <w:t xml:space="preserve">TIB</w:t>
+        </w:r>
+      </w:hyperlink>
+      <w:r>
+        <w:t xml:space="preserve"> </w:t>
+      </w:r>
+      <w:r>
+        <w:t xml:space="preserve">– Leibniz Information Centre for Science and Technology and University Library, and with</w:t>
+      </w:r>
+      <w:r>
+        <w:t xml:space="preserve"> </w:t>
+      </w:r>
+      <w:hyperlink r:id="rId39">
+        <w:r>
+          <w:rPr>
+            <w:rStyle w:val="Hyperlink"/>
+          </w:rPr>
+          <w:t xml:space="preserve">NFDI4Culture</w:t>
+        </w:r>
+      </w:hyperlink>
+      <w:r>
+        <w:t xml:space="preserve"> </w:t>
+      </w:r>
+      <w:r>
+        <w:t xml:space="preserve">– Consortium for Research Data on Material and Immaterial Cultural Heritage, as part of National Research Data Infrastructure (NFDI)</w:t>
+      </w:r>
+    </w:p>
+    <w:p>
+      <w:pPr>
+        <w:pStyle w:val="BodyText"/>
+      </w:pPr>
+      <w:r>
+        <w:t xml:space="preserve"> </w:t>
+      </w:r>
+      <w:r>
+        <w:t xml:space="preserve"> </w:t>
+      </w:r>
+    </w:p>
+    <w:bookmarkEnd w:id="40"/>
+    <w:bookmarkStart w:id="47" w:name="references"/>
     <w:p>
       <w:pPr>
         <w:pStyle w:val="Heading1"/>
@@ -830,7 +989,7 @@
       <w:r>
         <w:t xml:space="preserve"> </w:t>
       </w:r>
-      <w:hyperlink r:id="rId35">
+      <w:hyperlink r:id="rId41">
         <w:r>
           <w:rPr>
             <w:rStyle w:val="Hyperlink"/>
@@ -842,8 +1001,8 @@
         <w:t xml:space="preserve">.</w:t>
       </w:r>
     </w:p>
-    <w:bookmarkStart w:id="39" w:name="refs"/>
-    <w:bookmarkStart w:id="37" w:name="ref-unesco2021openscience"/>
+    <w:bookmarkStart w:id="46" w:name="refs"/>
+    <w:bookmarkStart w:id="43" w:name="ref-unesco2021openscience"/>
     <w:p>
       <w:pPr>
         <w:pStyle w:val="Bibliography"/>
@@ -867,7 +1026,7 @@
       <w:r>
         <w:t xml:space="preserve"> </w:t>
       </w:r>
-      <w:hyperlink r:id="rId36">
+      <w:hyperlink r:id="rId42">
         <w:r>
           <w:rPr>
             <w:rStyle w:val="Hyperlink"/>
@@ -879,8 +1038,8 @@
         <w:t xml:space="preserve">.</w:t>
       </w:r>
     </w:p>
-    <w:bookmarkEnd w:id="37"/>
-    <w:bookmarkStart w:id="38" w:name="ref-wilkinson2016fair"/>
+    <w:bookmarkEnd w:id="43"/>
+    <w:bookmarkStart w:id="45" w:name="ref-wilkinson2016fair"/>
     <w:p>
       <w:pPr>
         <w:pStyle w:val="Bibliography"/>
@@ -913,10 +1072,24 @@
       <w:r>
         <w:t xml:space="preserve">3: 160018.</w:t>
       </w:r>
-    </w:p>
-    <w:bookmarkEnd w:id="38"/>
-    <w:bookmarkEnd w:id="39"/>
-    <w:bookmarkEnd w:id="40"/>
+      <w:r>
+        <w:t xml:space="preserve"> </w:t>
+      </w:r>
+      <w:hyperlink r:id="rId44">
+        <w:r>
+          <w:rPr>
+            <w:rStyle w:val="Hyperlink"/>
+          </w:rPr>
+          <w:t xml:space="preserve">https://doi.org/10.1038/sdata.2016.18</w:t>
+        </w:r>
+      </w:hyperlink>
+      <w:r>
+        <w:t xml:space="preserve">.</w:t>
+      </w:r>
+    </w:p>
+    <w:bookmarkEnd w:id="45"/>
+    <w:bookmarkEnd w:id="46"/>
+    <w:bookmarkEnd w:id="47"/>
     <w:sectPr>
       <w:footnotePr>
         <w:numRestart w:val="eachSect"/>

--- a/_manuscript/index.docx
+++ b/_manuscript/index.docx
@@ -302,7 +302,15 @@
         <w:pStyle w:val="FirstParagraph"/>
       </w:pPr>
       <w:r>
-        <w:t xml:space="preserve">The computational publishing notebook set:</w:t>
+        <w:t xml:space="preserve">The computational publishing notebook set.</w:t>
+      </w:r>
+    </w:p>
+    <w:p>
+      <w:pPr>
+        <w:pStyle w:val="BodyText"/>
+      </w:pPr>
+      <w:r>
+        <w:t xml:space="preserve">Notebooks to be run:</w:t>
       </w:r>
     </w:p>
     <w:p>
@@ -318,7 +326,7 @@
           <w:rPr>
             <w:rStyle w:val="Hyperlink"/>
           </w:rPr>
-          <w:t xml:space="preserve">Catalogue OCR</w:t>
+          <w:t xml:space="preserve">Exhibition data</w:t>
         </w:r>
       </w:hyperlink>
     </w:p>
@@ -335,16 +343,24 @@
           <w:rPr>
             <w:rStyle w:val="Hyperlink"/>
           </w:rPr>
-          <w:t xml:space="preserve">Exhibition data</w:t>
-        </w:r>
-      </w:hyperlink>
+          <w:t xml:space="preserve">Artwork data</w:t>
+        </w:r>
+      </w:hyperlink>
+    </w:p>
+    <w:p>
+      <w:pPr>
+        <w:pStyle w:val="FirstParagraph"/>
+      </w:pPr>
+      <w:r>
+        <w:t xml:space="preserve">Illustration of OCR process (not for running):</w:t>
+      </w:r>
     </w:p>
     <w:p>
       <w:pPr>
         <w:pStyle w:val="Compact"/>
         <w:numPr>
           <w:ilvl w:val="0"/>
-          <w:numId w:val="1001"/>
+          <w:numId w:val="1002"/>
         </w:numPr>
       </w:pPr>
       <w:hyperlink r:id="rId21">
@@ -352,16 +368,24 @@
           <w:rPr>
             <w:rStyle w:val="Hyperlink"/>
           </w:rPr>
-          <w:t xml:space="preserve">Artwork data</w:t>
-        </w:r>
-      </w:hyperlink>
+          <w:t xml:space="preserve">Catalogue OCR</w:t>
+        </w:r>
+      </w:hyperlink>
+    </w:p>
+    <w:p>
+      <w:pPr>
+        <w:pStyle w:val="FirstParagraph"/>
+      </w:pPr>
+      <w:r>
+        <w:t xml:space="preserve">Code cells in a Markdown file.</w:t>
+      </w:r>
     </w:p>
     <w:p>
       <w:pPr>
         <w:pStyle w:val="Compact"/>
         <w:numPr>
           <w:ilvl w:val="0"/>
-          <w:numId w:val="1001"/>
+          <w:numId w:val="1003"/>
         </w:numPr>
       </w:pPr>
       <w:hyperlink r:id="rId22">
@@ -650,7 +674,7 @@
         <w:pStyle w:val="Compact"/>
         <w:numPr>
           <w:ilvl w:val="0"/>
-          <w:numId w:val="1002"/>
+          <w:numId w:val="1004"/>
         </w:numPr>
       </w:pPr>
       <w:r>
@@ -679,7 +703,7 @@
         <w:pStyle w:val="Compact"/>
         <w:numPr>
           <w:ilvl w:val="0"/>
-          <w:numId w:val="1002"/>
+          <w:numId w:val="1004"/>
         </w:numPr>
       </w:pPr>
       <w:r>
@@ -722,7 +746,7 @@
         <w:pStyle w:val="Compact"/>
         <w:numPr>
           <w:ilvl w:val="0"/>
-          <w:numId w:val="1002"/>
+          <w:numId w:val="1004"/>
         </w:numPr>
       </w:pPr>
       <w:r>
@@ -742,7 +766,7 @@
         <w:pStyle w:val="Compact"/>
         <w:numPr>
           <w:ilvl w:val="0"/>
-          <w:numId w:val="1003"/>
+          <w:numId w:val="1005"/>
         </w:numPr>
       </w:pPr>
       <w:r>
@@ -769,7 +793,7 @@
         <w:pStyle w:val="Compact"/>
         <w:numPr>
           <w:ilvl w:val="0"/>
-          <w:numId w:val="1003"/>
+          <w:numId w:val="1005"/>
         </w:numPr>
       </w:pPr>
       <w:r>
@@ -781,7 +805,7 @@
         <w:pStyle w:val="Compact"/>
         <w:numPr>
           <w:ilvl w:val="0"/>
-          <w:numId w:val="1003"/>
+          <w:numId w:val="1005"/>
         </w:numPr>
       </w:pPr>
       <w:r>
@@ -793,7 +817,7 @@
         <w:pStyle w:val="Compact"/>
         <w:numPr>
           <w:ilvl w:val="0"/>
-          <w:numId w:val="1003"/>
+          <w:numId w:val="1005"/>
         </w:numPr>
       </w:pPr>
       <w:r>
@@ -825,7 +849,7 @@
       <w:r>
         <w:t xml:space="preserve">GitHub Copilot in Visual Studio Code, using Anthropic Claude models (Claude Haiku 4.5 and Claude Sonnet 5.5), assisted with the data model documentation, Quarto and Python configuration, notebook set-up and drafting of text. The OCR notebook (</w:t>
       </w:r>
-      <w:hyperlink r:id="rId19">
+      <w:hyperlink r:id="rId21">
         <w:r>
           <w:rPr>
             <w:rStyle w:val="Hyperlink"/>
@@ -1313,6 +1337,12 @@
     <w:abstractNumId w:val="991"/>
   </w:num>
   <w:num w:numId="1003">
+    <w:abstractNumId w:val="991"/>
+  </w:num>
+  <w:num w:numId="1004">
+    <w:abstractNumId w:val="991"/>
+  </w:num>
+  <w:num w:numId="1005">
     <w:abstractNumId w:val="991"/>
   </w:num>
 </w:numbering>

--- a/_manuscript/index.docx
+++ b/_manuscript/index.docx
@@ -31,7 +31,7 @@
         <w:pStyle w:val="Date"/>
       </w:pPr>
       <w:r>
-        <w:t xml:space="preserve">2026-10-18</w:t>
+        <w:t xml:space="preserve">2026-10-19</w:t>
       </w:r>
     </w:p>
     <w:p>

--- a/_manuscript/index.docx
+++ b/_manuscript/index.docx
@@ -31,7 +31,7 @@
         <w:pStyle w:val="Date"/>
       </w:pPr>
       <w:r>
-        <w:t xml:space="preserve">2026-10-19</w:t>
+        <w:t xml:space="preserve">2026-10-20</w:t>
       </w:r>
     </w:p>
     <w:p>
